--- a/outputs/정다훈(만35세)_AI개발_지오영_(주)피플렙_임덕빈2026.docx
+++ b/outputs/정다훈(만35세)_AI개발_지오영_(주)피플렙_임덕빈2026.docx
@@ -5981,7 +5981,7 @@
           <w:sz w:val="20"/>
           <w:szCs w:val="20"/>
         </w:rPr>
-        <w:t xml:space="preserve">1. AI 건강검진 챗봇(AI코치) 제품화 — LLM 릴레이 서버·API 구축 참여</w:t>
+        <w:t xml:space="preserve">1. AI 건강검진 챗봇(AI코치) 제품화 — PoC에서 실서비스, 이후 멀티 에이전트 전환</w:t>
       </w:r>
     </w:p>
     <w:p>
@@ -6002,7 +6002,7 @@
           <w:sz w:val="17"/>
           <w:szCs w:val="17"/>
         </w:rPr>
-        <w:t xml:space="preserve">2025.07 ~ 2025.10 · 개발자 5명</w:t>
+        <w:t xml:space="preserve">2025.07 ~ 2026 · 개발자 5명</w:t>
       </w:r>
     </w:p>
     <w:p>
@@ -6010,19 +6010,11 @@
         <w:wordWrap/>
         <w:autoSpaceDE w:val="0"/>
         <w:autoSpaceDN w:val="0"/>
-        <w:spacing w:before="0" w:after="20" w:line="259" w:lineRule="auto"/>
-        <w:ind w:left="420" w:hanging="180"/>
+        <w:spacing w:before="0" w:after="30" w:line="259" w:lineRule="auto"/>
+        <w:ind w:left="990" w:hanging="530"/>
         <w:jc w:val="left"/>
         <w:textAlignment w:val="baseline"/>
       </w:pPr>
-      <w:r>
-        <w:rPr>
-          <w:rFonts w:asciiTheme="minorHAnsi" w:eastAsiaTheme="minorHAnsi" w:hAnsiTheme="minorHAnsi" w:cs="Arial" w:hint="eastAsia"/>
-          <w:sz w:val="19"/>
-          <w:szCs w:val="19"/>
-        </w:rPr>
-        <w:t xml:space="preserve">→ 설계·구현에 참여해 임직원 </w:t>
-      </w:r>
       <w:r>
         <w:rPr>
           <w:rFonts w:asciiTheme="minorHAnsi" w:eastAsiaTheme="minorHAnsi" w:hAnsiTheme="minorHAnsi" w:cs="Arial" w:hint="eastAsia"/>
@@ -6031,7 +6023,7 @@
           <w:sz w:val="19"/>
           <w:szCs w:val="19"/>
         </w:rPr>
-        <w:t xml:space="preserve">3,493명</w:t>
+        <w:t xml:space="preserve">과제</w:t>
       </w:r>
       <w:r>
         <w:rPr>
@@ -6039,8 +6031,19 @@
           <w:sz w:val="19"/>
           <w:szCs w:val="19"/>
         </w:rPr>
-        <w:t xml:space="preserve"> 규모 실서비스 전환, 계획 대비 </w:t>
-      </w:r>
+        <w:t xml:space="preserve"> : 형식과 품질이 매번 다른 LLM 출력을 화면에서 어디까지 보장할지가 정해져 있지 않았습니다.</w:t>
+      </w:r>
+    </w:p>
+    <w:p>
+      <w:pPr>
+        <w:wordWrap/>
+        <w:autoSpaceDE w:val="0"/>
+        <w:autoSpaceDN w:val="0"/>
+        <w:spacing w:before="0" w:after="30" w:line="259" w:lineRule="auto"/>
+        <w:ind w:left="990" w:hanging="530"/>
+        <w:jc w:val="left"/>
+        <w:textAlignment w:val="baseline"/>
+      </w:pPr>
       <w:r>
         <w:rPr>
           <w:rFonts w:asciiTheme="minorHAnsi" w:eastAsiaTheme="minorHAnsi" w:hAnsiTheme="minorHAnsi" w:cs="Arial" w:hint="eastAsia"/>
@@ -6049,7 +6052,15 @@
           <w:sz w:val="19"/>
           <w:szCs w:val="19"/>
         </w:rPr>
-        <w:t xml:space="preserve">2주 조기</w:t>
+        <w:t xml:space="preserve">판단</w:t>
+      </w:r>
+      <w:r>
+        <w:rPr>
+          <w:rFonts w:asciiTheme="minorHAnsi" w:eastAsiaTheme="minorHAnsi" w:hAnsiTheme="minorHAnsi" w:cs="Arial" w:hint="eastAsia"/>
+          <w:sz w:val="19"/>
+          <w:szCs w:val="19"/>
+        </w:rPr>
+        <w:t xml:space="preserve"> : 구현에 앞서 응답 형식·스트리밍·오류 정책을 합의하고, 오류를 4유형으로 나눠 복구 흐름부터 설계했습니다.</w:t>
       </w:r>
     </w:p>
     <w:p>
@@ -6057,19 +6068,11 @@
         <w:wordWrap/>
         <w:autoSpaceDE w:val="0"/>
         <w:autoSpaceDN w:val="0"/>
-        <w:spacing w:before="0" w:after="20" w:line="259" w:lineRule="auto"/>
-        <w:ind w:left="420" w:hanging="180"/>
+        <w:spacing w:before="0" w:after="30" w:line="259" w:lineRule="auto"/>
+        <w:ind w:left="990" w:hanging="530"/>
         <w:jc w:val="left"/>
         <w:textAlignment w:val="baseline"/>
       </w:pPr>
-      <w:r>
-        <w:rPr>
-          <w:rFonts w:asciiTheme="minorHAnsi" w:eastAsiaTheme="minorHAnsi" w:hAnsiTheme="minorHAnsi" w:cs="Arial" w:hint="eastAsia"/>
-          <w:sz w:val="19"/>
-          <w:szCs w:val="19"/>
-        </w:rPr>
-        <w:t xml:space="preserve">→ 400건 발화 검증 기준 답변 화면 정상 출력률 </w:t>
-      </w:r>
       <w:r>
         <w:rPr>
           <w:rFonts w:asciiTheme="minorHAnsi" w:eastAsiaTheme="minorHAnsi" w:hAnsiTheme="minorHAnsi" w:cs="Arial" w:hint="eastAsia"/>
@@ -6078,7 +6081,7 @@
           <w:sz w:val="19"/>
           <w:szCs w:val="19"/>
         </w:rPr>
-        <w:t xml:space="preserve">100%</w:t>
+        <w:t xml:space="preserve">성과</w:t>
       </w:r>
       <w:r>
         <w:rPr>
@@ -6086,26 +6089,7 @@
           <w:sz w:val="19"/>
           <w:szCs w:val="19"/>
         </w:rPr>
-        <w:t xml:space="preserve">, AI 응답 평균 2초대(네트워크 수신 기준)</w:t>
-      </w:r>
-    </w:p>
-    <w:p>
-      <w:pPr>
-        <w:wordWrap/>
-        <w:autoSpaceDE w:val="0"/>
-        <w:autoSpaceDN w:val="0"/>
-        <w:spacing w:before="0" w:after="90" w:line="259" w:lineRule="auto"/>
-        <w:ind w:left="420" w:hanging="180"/>
-        <w:jc w:val="left"/>
-        <w:textAlignment w:val="baseline"/>
-      </w:pPr>
-      <w:r>
-        <w:rPr>
-          <w:rFonts w:asciiTheme="minorHAnsi" w:eastAsiaTheme="minorHAnsi" w:hAnsiTheme="minorHAnsi" w:cs="Arial" w:hint="eastAsia"/>
-          <w:sz w:val="19"/>
-          <w:szCs w:val="19"/>
-        </w:rPr>
-        <w:t xml:space="preserve">→ 신규 고객사 커스터마이징 </w:t>
+        <w:t xml:space="preserve"> : 10주 만에 임직원 </w:t>
       </w:r>
       <w:r>
         <w:rPr>
@@ -6115,7 +6099,7 @@
           <w:sz w:val="19"/>
           <w:szCs w:val="19"/>
         </w:rPr>
-        <w:t xml:space="preserve">2주 납품</w:t>
+        <w:t xml:space="preserve">3,493명 실서비스 전환</w:t>
       </w:r>
       <w:r>
         <w:rPr>
@@ -6123,26 +6107,7 @@
           <w:sz w:val="19"/>
           <w:szCs w:val="19"/>
         </w:rPr>
-        <w:t xml:space="preserve">(화면·테마 기준, 최초 구현 10주 대비)</w:t>
-      </w:r>
-    </w:p>
-    <w:p>
-      <w:pPr>
-        <w:wordWrap/>
-        <w:autoSpaceDE w:val="0"/>
-        <w:autoSpaceDN w:val="0"/>
-        <w:spacing w:before="0" w:after="20" w:line="259" w:lineRule="auto"/>
-        <w:ind w:left="460" w:hanging="200"/>
-        <w:jc w:val="left"/>
-        <w:textAlignment w:val="baseline"/>
-      </w:pPr>
-      <w:r>
-        <w:rPr>
-          <w:rFonts w:asciiTheme="minorHAnsi" w:eastAsiaTheme="minorHAnsi" w:hAnsiTheme="minorHAnsi" w:cs="Arial" w:hint="eastAsia"/>
-          <w:sz w:val="19"/>
-          <w:szCs w:val="19"/>
-        </w:rPr>
-        <w:t xml:space="preserve">- AI 소프트웨어 설계·구현 참여 : </w:t>
+        <w:t xml:space="preserve">, 400건 발화 검증 기준 답변 화면 정상 출력률 </w:t>
       </w:r>
       <w:r>
         <w:rPr>
@@ -6152,15 +6117,7 @@
           <w:sz w:val="19"/>
           <w:szCs w:val="19"/>
         </w:rPr>
-        <w:t xml:space="preserve">Python 기반 LLM API 연동 릴레이 서버·API 구축</w:t>
-      </w:r>
-      <w:r>
-        <w:rPr>
-          <w:rFonts w:asciiTheme="minorHAnsi" w:eastAsiaTheme="minorHAnsi" w:hAnsiTheme="minorHAnsi" w:cs="Arial" w:hint="eastAsia"/>
-          <w:sz w:val="19"/>
-          <w:szCs w:val="19"/>
-        </w:rPr>
-        <w:t xml:space="preserve">, RAG·VectorDB 구현은 LLM 개발자 담당</w:t>
+        <w:t xml:space="preserve">100%</w:t>
       </w:r>
     </w:p>
     <w:p>
@@ -6168,38 +6125,11 @@
         <w:wordWrap/>
         <w:autoSpaceDE w:val="0"/>
         <w:autoSpaceDN w:val="0"/>
-        <w:spacing w:before="0" w:after="20" w:line="259" w:lineRule="auto"/>
-        <w:ind w:left="460" w:hanging="200"/>
+        <w:spacing w:before="0" w:after="30" w:line="259" w:lineRule="auto"/>
+        <w:ind w:left="990" w:hanging="530"/>
         <w:jc w:val="left"/>
         <w:textAlignment w:val="baseline"/>
       </w:pPr>
-      <w:r>
-        <w:rPr>
-          <w:rFonts w:asciiTheme="minorHAnsi" w:eastAsiaTheme="minorHAnsi" w:hAnsiTheme="minorHAnsi" w:cs="Arial" w:hint="eastAsia"/>
-          <w:sz w:val="19"/>
-          <w:szCs w:val="19"/>
-        </w:rPr>
-        <w:t xml:space="preserve">- 프롬프트·컨텍스트 엔지니어링 : 프롬프트 구성과 LLM 응답 후처리(표·마크다운, 링크·버튼 변환) 직접 수정</w:t>
-      </w:r>
-    </w:p>
-    <w:p>
-      <w:pPr>
-        <w:wordWrap/>
-        <w:autoSpaceDE w:val="0"/>
-        <w:autoSpaceDN w:val="0"/>
-        <w:spacing w:before="0" w:after="20" w:line="259" w:lineRule="auto"/>
-        <w:ind w:left="460" w:hanging="200"/>
-        <w:jc w:val="left"/>
-        <w:textAlignment w:val="baseline"/>
-      </w:pPr>
-      <w:r>
-        <w:rPr>
-          <w:rFonts w:asciiTheme="minorHAnsi" w:eastAsiaTheme="minorHAnsi" w:hAnsiTheme="minorHAnsi" w:cs="Arial" w:hint="eastAsia"/>
-          <w:sz w:val="19"/>
-          <w:szCs w:val="19"/>
-        </w:rPr>
-        <w:t xml:space="preserve">- 아키텍처 전제 선합의 : 기획자와 MVP 범위, </w:t>
-      </w:r>
       <w:r>
         <w:rPr>
           <w:rFonts w:asciiTheme="minorHAnsi" w:eastAsiaTheme="minorHAnsi" w:hAnsiTheme="minorHAnsi" w:cs="Arial" w:hint="eastAsia"/>
@@ -6208,100 +6138,15 @@
           <w:sz w:val="19"/>
           <w:szCs w:val="19"/>
         </w:rPr>
-        <w:t xml:space="preserve">AI 개발자와 응답 형식·스트리밍·오류 정책을 먼저 합의</w:t>
-      </w:r>
-    </w:p>
-    <w:p>
-      <w:pPr>
-        <w:wordWrap/>
-        <w:autoSpaceDE w:val="0"/>
-        <w:autoSpaceDN w:val="0"/>
-        <w:spacing w:before="0" w:after="20" w:line="259" w:lineRule="auto"/>
-        <w:ind w:left="460" w:hanging="200"/>
-        <w:jc w:val="left"/>
-        <w:textAlignment w:val="baseline"/>
-      </w:pPr>
+        <w:t xml:space="preserve">이후</w:t>
+      </w:r>
       <w:r>
         <w:rPr>
           <w:rFonts w:asciiTheme="minorHAnsi" w:eastAsiaTheme="minorHAnsi" w:hAnsiTheme="minorHAnsi" w:cs="Arial" w:hint="eastAsia"/>
           <w:sz w:val="19"/>
           <w:szCs w:val="19"/>
         </w:rPr>
-        <w:t xml:space="preserve">- AI 채팅 경험 구현 : SSE 실시간 스트리밍, 중지·재시도·재생성, Markdown 표·차트 렌더링 계층 설계</w:t>
-      </w:r>
-    </w:p>
-    <w:p>
-      <w:pPr>
-        <w:wordWrap/>
-        <w:autoSpaceDE w:val="0"/>
-        <w:autoSpaceDN w:val="0"/>
-        <w:spacing w:before="0" w:after="20" w:line="259" w:lineRule="auto"/>
-        <w:ind w:left="460" w:hanging="200"/>
-        <w:jc w:val="left"/>
-        <w:textAlignment w:val="baseline"/>
-      </w:pPr>
-      <w:r>
-        <w:rPr>
-          <w:rFonts w:asciiTheme="minorHAnsi" w:eastAsiaTheme="minorHAnsi" w:hAnsiTheme="minorHAnsi" w:cs="Arial" w:hint="eastAsia"/>
-          <w:sz w:val="19"/>
-          <w:szCs w:val="19"/>
-        </w:rPr>
-        <w:t xml:space="preserve">- 오류 복구·검증 : </w:t>
-      </w:r>
-      <w:r>
-        <w:rPr>
-          <w:rFonts w:asciiTheme="minorHAnsi" w:eastAsiaTheme="minorHAnsi" w:hAnsiTheme="minorHAnsi" w:cs="Arial" w:hint="eastAsia"/>
-          <w:b/>
-          <w:bCs/>
-          <w:sz w:val="19"/>
-          <w:szCs w:val="19"/>
-        </w:rPr>
-        <w:t xml:space="preserve">오류 4유형 분류</w:t>
-      </w:r>
-      <w:r>
-        <w:rPr>
-          <w:rFonts w:asciiTheme="minorHAnsi" w:eastAsiaTheme="minorHAnsi" w:hAnsiTheme="minorHAnsi" w:cs="Arial" w:hint="eastAsia"/>
-          <w:sz w:val="19"/>
-          <w:szCs w:val="19"/>
-        </w:rPr>
-        <w:t xml:space="preserve">와 XSS·404/500 가드레일, 발화 검증 자동 실행 하네스 구축</w:t>
-      </w:r>
-    </w:p>
-    <w:p>
-      <w:pPr>
-        <w:wordWrap/>
-        <w:autoSpaceDE w:val="0"/>
-        <w:autoSpaceDN w:val="0"/>
-        <w:spacing w:before="0" w:after="20" w:line="259" w:lineRule="auto"/>
-        <w:ind w:left="460" w:hanging="200"/>
-        <w:jc w:val="left"/>
-        <w:textAlignment w:val="baseline"/>
-      </w:pPr>
-      <w:r>
-        <w:rPr>
-          <w:rFonts w:asciiTheme="minorHAnsi" w:eastAsiaTheme="minorHAnsi" w:hAnsiTheme="minorHAnsi" w:cs="Arial" w:hint="eastAsia"/>
-          <w:sz w:val="19"/>
-          <w:szCs w:val="19"/>
-        </w:rPr>
-        <w:t xml:space="preserve">- 현업 요구 재정의 : 기능별 차등 과금을 </w:t>
-      </w:r>
-      <w:r>
-        <w:rPr>
-          <w:rFonts w:asciiTheme="minorHAnsi" w:eastAsiaTheme="minorHAnsi" w:hAnsiTheme="minorHAnsi" w:cs="Arial" w:hint="eastAsia"/>
-          <w:b/>
-          <w:bCs/>
-          <w:sz w:val="19"/>
-          <w:szCs w:val="19"/>
-        </w:rPr>
-        <w:t xml:space="preserve">설정값으로 상품을 구성하는 구조(Config-Driven)</w:t>
-      </w:r>
-      <w:r>
-        <w:rPr>
-          <w:rFonts w:asciiTheme="minorHAnsi" w:eastAsiaTheme="minorHAnsi" w:hAnsiTheme="minorHAnsi" w:cs="Arial" w:hint="eastAsia"/>
-          <w:sz w:val="19"/>
-          <w:szCs w:val="19"/>
-        </w:rPr>
-        <w:t xml:space="preserve">로 전환</w:t>
+        <w:t xml:space="preserve"> : 서브에이전트 18개 구조의 v2 전환 연구에 참여 — RAG·VectorDB 구현은 LLM 개발자 담당</w:t>
       </w:r>
     </w:p>
     <w:p>
@@ -6321,7 +6166,7 @@
           <w:sz w:val="17"/>
           <w:szCs w:val="17"/>
         </w:rPr>
-        <w:t xml:space="preserve">기술 : Python · LangChain · SSE · FastAPI · React · TypeScript · MongoDB · Docker · Playwright · PostHog</w:t>
+        <w:t xml:space="preserve">기술 : Python · LangChain · SSE · FastAPI · React · TypeScript · MongoDB · Docker · PostHog</w:t>
       </w:r>
     </w:p>
     <w:p>
@@ -6343,7 +6188,7 @@
           <w:sz w:val="20"/>
           <w:szCs w:val="20"/>
         </w:rPr>
-        <w:t xml:space="preserve">2. AI코치 v2 멀티 에이전트 서버 전환 연구·개발 참여</w:t>
+        <w:t xml:space="preserve">2. AI 개발·검증 프로세스 AX 전환 — 하네스 엔지니어링 · MCP 연동</w:t>
       </w:r>
     </w:p>
     <w:p>
@@ -6364,7 +6209,7 @@
           <w:sz w:val="17"/>
           <w:szCs w:val="17"/>
         </w:rPr>
-        <w:t xml:space="preserve">2026 (v1 실서비스 전환 이후)</w:t>
+        <w:t xml:space="preserve">2026.01 ~ 진행 중</w:t>
       </w:r>
     </w:p>
     <w:p>
@@ -6372,57 +6217,11 @@
         <w:wordWrap/>
         <w:autoSpaceDE w:val="0"/>
         <w:autoSpaceDN w:val="0"/>
-        <w:spacing w:before="0" w:after="20" w:line="259" w:lineRule="auto"/>
-        <w:ind w:left="420" w:hanging="180"/>
+        <w:spacing w:before="0" w:after="30" w:line="259" w:lineRule="auto"/>
+        <w:ind w:left="990" w:hanging="530"/>
         <w:jc w:val="left"/>
         <w:textAlignment w:val="baseline"/>
       </w:pPr>
-      <w:r>
-        <w:rPr>
-          <w:rFonts w:asciiTheme="minorHAnsi" w:eastAsiaTheme="minorHAnsi" w:hAnsiTheme="minorHAnsi" w:cs="Arial" w:hint="eastAsia"/>
-          <w:sz w:val="19"/>
-          <w:szCs w:val="19"/>
-        </w:rPr>
-        <w:t xml:space="preserve">시스템 : 서브에이전트 18개·8카테고리, SSE 이벤트 12종, HyperCLOVA X·Claude·GPT 3사 7모델</w:t>
-      </w:r>
-    </w:p>
-    <w:p>
-      <w:pPr>
-        <w:wordWrap/>
-        <w:autoSpaceDE w:val="0"/>
-        <w:autoSpaceDN w:val="0"/>
-        <w:spacing w:before="0" w:after="90" w:line="259" w:lineRule="auto"/>
-        <w:ind w:left="420" w:hanging="180"/>
-        <w:jc w:val="left"/>
-        <w:textAlignment w:val="baseline"/>
-      </w:pPr>
-      <w:r>
-        <w:rPr>
-          <w:rFonts w:asciiTheme="minorHAnsi" w:eastAsiaTheme="minorHAnsi" w:hAnsiTheme="minorHAnsi" w:cs="Arial" w:hint="eastAsia"/>
-          <w:sz w:val="19"/>
-          <w:szCs w:val="19"/>
-        </w:rPr>
-        <w:t xml:space="preserve">시스템 : 단일 vs 멀티 에이전트 A/B 평가 240건으로 전환 효과 검증</w:t>
-      </w:r>
-    </w:p>
-    <w:p>
-      <w:pPr>
-        <w:wordWrap/>
-        <w:autoSpaceDE w:val="0"/>
-        <w:autoSpaceDN w:val="0"/>
-        <w:spacing w:before="0" w:after="20" w:line="259" w:lineRule="auto"/>
-        <w:ind w:left="460" w:hanging="200"/>
-        <w:jc w:val="left"/>
-        <w:textAlignment w:val="baseline"/>
-      </w:pPr>
-      <w:r>
-        <w:rPr>
-          <w:rFonts w:asciiTheme="minorHAnsi" w:eastAsiaTheme="minorHAnsi" w:hAnsiTheme="minorHAnsi" w:cs="Arial" w:hint="eastAsia"/>
-          <w:sz w:val="19"/>
-          <w:szCs w:val="19"/>
-        </w:rPr>
-        <w:t xml:space="preserve">- </w:t>
-      </w:r>
       <w:r>
         <w:rPr>
           <w:rFonts w:asciiTheme="minorHAnsi" w:eastAsiaTheme="minorHAnsi" w:hAnsiTheme="minorHAnsi" w:cs="Arial" w:hint="eastAsia"/>
@@ -6431,7 +6230,7 @@
           <w:sz w:val="19"/>
           <w:szCs w:val="19"/>
         </w:rPr>
-        <w:t xml:space="preserve">본인 담당 : 오케스트레이션 설계 논의, 에이전트 프롬프트·컨텍스트 엔지니어링, 검증 하네스</w:t>
+        <w:t xml:space="preserve">과제</w:t>
       </w:r>
       <w:r>
         <w:rPr>
@@ -6439,7 +6238,7 @@
           <w:sz w:val="19"/>
           <w:szCs w:val="19"/>
         </w:rPr>
-        <w:t xml:space="preserve"> — LLM 개발자와 협업</w:t>
+        <w:t xml:space="preserve"> : AI 코딩 에이전트 도입 후 병목은 생성 속도가 아니라 생성된 코드를 무엇으로 믿을지였습니다.</w:t>
       </w:r>
     </w:p>
     <w:p>
@@ -6447,18 +6246,28 @@
         <w:wordWrap/>
         <w:autoSpaceDE w:val="0"/>
         <w:autoSpaceDN w:val="0"/>
-        <w:spacing w:before="0" w:after="20" w:line="259" w:lineRule="auto"/>
-        <w:ind w:left="460" w:hanging="200"/>
+        <w:spacing w:before="0" w:after="30" w:line="259" w:lineRule="auto"/>
+        <w:ind w:left="990" w:hanging="530"/>
         <w:jc w:val="left"/>
         <w:textAlignment w:val="baseline"/>
       </w:pPr>
       <w:r>
         <w:rPr>
           <w:rFonts w:asciiTheme="minorHAnsi" w:eastAsiaTheme="minorHAnsi" w:hAnsiTheme="minorHAnsi" w:cs="Arial" w:hint="eastAsia"/>
+          <w:b/>
+          <w:bCs/>
           <w:sz w:val="19"/>
           <w:szCs w:val="19"/>
         </w:rPr>
-        <w:t xml:space="preserve">- 오케스트레이션 구성 : 의도 분류 → 라우팅 → asyncio 병렬 실행 → 종합, 턴당 45초 예산·부분 실패 노출</w:t>
+        <w:t xml:space="preserve">판단</w:t>
+      </w:r>
+      <w:r>
+        <w:rPr>
+          <w:rFonts w:asciiTheme="minorHAnsi" w:eastAsiaTheme="minorHAnsi" w:hAnsiTheme="minorHAnsi" w:cs="Arial" w:hint="eastAsia"/>
+          <w:sz w:val="19"/>
+          <w:szCs w:val="19"/>
+        </w:rPr>
+        <w:t xml:space="preserve"> : MCP 서버와 검증 도구를 직접 만들어 사람이 판정하던 기준을 자동 실행 체계로 옮기고, E2E를 배포 필수 게이트로 편입했습니다.</w:t>
       </w:r>
     </w:p>
     <w:p>
@@ -6466,37 +6275,56 @@
         <w:wordWrap/>
         <w:autoSpaceDE w:val="0"/>
         <w:autoSpaceDN w:val="0"/>
-        <w:spacing w:before="0" w:after="20" w:line="259" w:lineRule="auto"/>
-        <w:ind w:left="460" w:hanging="200"/>
+        <w:spacing w:before="0" w:after="30" w:line="259" w:lineRule="auto"/>
+        <w:ind w:left="990" w:hanging="530"/>
         <w:jc w:val="left"/>
         <w:textAlignment w:val="baseline"/>
       </w:pPr>
       <w:r>
         <w:rPr>
           <w:rFonts w:asciiTheme="minorHAnsi" w:eastAsiaTheme="minorHAnsi" w:hAnsiTheme="minorHAnsi" w:cs="Arial" w:hint="eastAsia"/>
+          <w:b/>
+          <w:bCs/>
           <w:sz w:val="19"/>
           <w:szCs w:val="19"/>
         </w:rPr>
-        <w:t xml:space="preserve">- LLM 계층·가드레일 구성 : 3사 통합 어댑터·429 폴백·프롬프트 캐싱, PII 마스킹·의학 단정 완화 출력 필터</w:t>
-      </w:r>
-    </w:p>
-    <w:p>
-      <w:pPr>
-        <w:wordWrap/>
-        <w:autoSpaceDE w:val="0"/>
-        <w:autoSpaceDN w:val="0"/>
-        <w:spacing w:before="0" w:after="20" w:line="259" w:lineRule="auto"/>
-        <w:ind w:left="460" w:hanging="200"/>
-        <w:jc w:val="left"/>
-        <w:textAlignment w:val="baseline"/>
-      </w:pPr>
+        <w:t xml:space="preserve">성과</w:t>
+      </w:r>
       <w:r>
         <w:rPr>
           <w:rFonts w:asciiTheme="minorHAnsi" w:eastAsiaTheme="minorHAnsi" w:hAnsiTheme="minorHAnsi" w:cs="Arial" w:hint="eastAsia"/>
           <w:sz w:val="19"/>
           <w:szCs w:val="19"/>
         </w:rPr>
-        <w:t xml:space="preserve">- 메모리·RAG 구성 : Redis·MongoDB·Qdrant 3층 메모리, FAISS + Kiwi 형태소 BM25 하이브리드 검색</w:t>
+        <w:t xml:space="preserve"> : 개발 표준·검증 체계가 </w:t>
+      </w:r>
+      <w:r>
+        <w:rPr>
+          <w:rFonts w:asciiTheme="minorHAnsi" w:eastAsiaTheme="minorHAnsi" w:hAnsiTheme="minorHAnsi" w:cs="Arial" w:hint="eastAsia"/>
+          <w:b/>
+          <w:bCs/>
+          <w:sz w:val="19"/>
+          <w:szCs w:val="19"/>
+        </w:rPr>
+        <w:t xml:space="preserve">10명 팀 전원 정착</w:t>
+      </w:r>
+      <w:r>
+        <w:rPr>
+          <w:rFonts w:asciiTheme="minorHAnsi" w:eastAsiaTheme="minorHAnsi" w:hAnsiTheme="minorHAnsi" w:cs="Arial" w:hint="eastAsia"/>
+          <w:sz w:val="19"/>
+          <w:szCs w:val="19"/>
+        </w:rPr>
+        <w:t xml:space="preserve">, 비즈36.5 React 전환 6주 → </w:t>
+      </w:r>
+      <w:r>
+        <w:rPr>
+          <w:rFonts w:asciiTheme="minorHAnsi" w:eastAsiaTheme="minorHAnsi" w:hAnsiTheme="minorHAnsi" w:cs="Arial" w:hint="eastAsia"/>
+          <w:b/>
+          <w:bCs/>
+          <w:sz w:val="19"/>
+          <w:szCs w:val="19"/>
+        </w:rPr>
+        <w:t xml:space="preserve">2주</w:t>
       </w:r>
     </w:p>
     <w:p>
@@ -6516,7 +6344,7 @@
           <w:sz w:val="17"/>
           <w:szCs w:val="17"/>
         </w:rPr>
-        <w:t xml:space="preserve">기술 : Python 3.12 · FastAPI · SSE · asyncio · Claude · GPT · HyperCLOVA X / 협업 스택 : Qdrant · Redis · MongoDB</w:t>
+        <w:t xml:space="preserve">기술 : Claude Code · Codex · MCP · Figma MCP · OpenAI API · Playwright · Storybook · GA4 · PostHog · Jenkins</w:t>
       </w:r>
     </w:p>
     <w:p>
@@ -6538,7 +6366,7 @@
           <w:sz w:val="20"/>
           <w:szCs w:val="20"/>
         </w:rPr>
-        <w:t xml:space="preserve">3. AI 개발·검증 프로세스 AX 전환 — 하네스 엔지니어링 · MCP 연동</w:t>
+        <w:t xml:space="preserve">3. 건강관리실·검진센터 AX 기획 — 비즈36.5 2단계</w:t>
       </w:r>
     </w:p>
     <w:p>
@@ -6559,7 +6387,7 @@
           <w:sz w:val="17"/>
           <w:szCs w:val="17"/>
         </w:rPr>
-        <w:t xml:space="preserve">2026.01 ~ 진행 중</w:t>
+        <w:t xml:space="preserve">2026.08 ~ 진행 중</w:t>
       </w:r>
     </w:p>
     <w:p>
@@ -6567,19 +6395,11 @@
         <w:wordWrap/>
         <w:autoSpaceDE w:val="0"/>
         <w:autoSpaceDN w:val="0"/>
-        <w:spacing w:before="0" w:after="20" w:line="259" w:lineRule="auto"/>
-        <w:ind w:left="420" w:hanging="180"/>
+        <w:spacing w:before="0" w:after="30" w:line="259" w:lineRule="auto"/>
+        <w:ind w:left="990" w:hanging="530"/>
         <w:jc w:val="left"/>
         <w:textAlignment w:val="baseline"/>
       </w:pPr>
-      <w:r>
-        <w:rPr>
-          <w:rFonts w:asciiTheme="minorHAnsi" w:eastAsiaTheme="minorHAnsi" w:hAnsiTheme="minorHAnsi" w:cs="Arial" w:hint="eastAsia"/>
-          <w:sz w:val="19"/>
-          <w:szCs w:val="19"/>
-        </w:rPr>
-        <w:t xml:space="preserve">→ 설계·도입을 주도한 개발 표준·검증 체계가 </w:t>
-      </w:r>
       <w:r>
         <w:rPr>
           <w:rFonts w:asciiTheme="minorHAnsi" w:eastAsiaTheme="minorHAnsi" w:hAnsiTheme="minorHAnsi" w:cs="Arial" w:hint="eastAsia"/>
@@ -6588,7 +6408,7 @@
           <w:sz w:val="19"/>
           <w:szCs w:val="19"/>
         </w:rPr>
-        <w:t xml:space="preserve">10명 팀 전원 정착</w:t>
+        <w:t xml:space="preserve">판단</w:t>
       </w:r>
       <w:r>
         <w:rPr>
@@ -6596,7 +6416,7 @@
           <w:sz w:val="19"/>
           <w:szCs w:val="19"/>
         </w:rPr>
-        <w:t xml:space="preserve">, 담당자 부재 시에도 동일 기준 검증·배포</w:t>
+        <w:t xml:space="preserve"> : AI를 붙이기 전에 현업이 머릿속으로만 하던 절차를 먼저 기능으로 옮겨야 한다고 봤습니다.</w:t>
       </w:r>
     </w:p>
     <w:p>
@@ -6604,19 +6424,11 @@
         <w:wordWrap/>
         <w:autoSpaceDE w:val="0"/>
         <w:autoSpaceDN w:val="0"/>
-        <w:spacing w:before="0" w:after="90" w:line="259" w:lineRule="auto"/>
-        <w:ind w:left="420" w:hanging="180"/>
+        <w:spacing w:before="0" w:after="80" w:line="259" w:lineRule="auto"/>
+        <w:ind w:left="990" w:hanging="530"/>
         <w:jc w:val="left"/>
         <w:textAlignment w:val="baseline"/>
       </w:pPr>
-      <w:r>
-        <w:rPr>
-          <w:rFonts w:asciiTheme="minorHAnsi" w:eastAsiaTheme="minorHAnsi" w:hAnsiTheme="minorHAnsi" w:cs="Arial" w:hint="eastAsia"/>
-          <w:sz w:val="19"/>
-          <w:szCs w:val="19"/>
-        </w:rPr>
-        <w:t xml:space="preserve">→ 비즈36.5 React 전환 6주 → </w:t>
-      </w:r>
       <w:r>
         <w:rPr>
           <w:rFonts w:asciiTheme="minorHAnsi" w:eastAsiaTheme="minorHAnsi" w:hAnsiTheme="minorHAnsi" w:cs="Arial" w:hint="eastAsia"/>
@@ -6625,7 +6437,7 @@
           <w:sz w:val="19"/>
           <w:szCs w:val="19"/>
         </w:rPr>
-        <w:t xml:space="preserve">2주</w:t>
+        <w:t xml:space="preserve">성과</w:t>
       </w:r>
       <w:r>
         <w:rPr>
@@ -6633,170 +6445,7 @@
           <w:sz w:val="19"/>
           <w:szCs w:val="19"/>
         </w:rPr>
-        <w:t xml:space="preserve">(하네스 전제 설계), Figma MCP 도입으로 신기능 리드타임 1주 → </w:t>
-      </w:r>
-      <w:r>
-        <w:rPr>
-          <w:rFonts w:asciiTheme="minorHAnsi" w:eastAsiaTheme="minorHAnsi" w:hAnsiTheme="minorHAnsi" w:cs="Arial" w:hint="eastAsia"/>
-          <w:b/>
-          <w:bCs/>
-          <w:sz w:val="19"/>
-          <w:szCs w:val="19"/>
-        </w:rPr>
-        <w:t xml:space="preserve">1일</w:t>
-      </w:r>
-    </w:p>
-    <w:p>
-      <w:pPr>
-        <w:wordWrap/>
-        <w:autoSpaceDE w:val="0"/>
-        <w:autoSpaceDN w:val="0"/>
-        <w:spacing w:before="0" w:after="20" w:line="259" w:lineRule="auto"/>
-        <w:ind w:left="460" w:hanging="200"/>
-        <w:jc w:val="left"/>
-        <w:textAlignment w:val="baseline"/>
-      </w:pPr>
-      <w:r>
-        <w:rPr>
-          <w:rFonts w:asciiTheme="minorHAnsi" w:eastAsiaTheme="minorHAnsi" w:hAnsiTheme="minorHAnsi" w:cs="Arial" w:hint="eastAsia"/>
-          <w:sz w:val="19"/>
-          <w:szCs w:val="19"/>
-        </w:rPr>
-        <w:t xml:space="preserve">- 사내용 MCP 서버 2종 직접 개발·수정 : 사내 문서·지식 검색용, 테스트·검증 도구 호출용</w:t>
-      </w:r>
-    </w:p>
-    <w:p>
-      <w:pPr>
-        <w:wordWrap/>
-        <w:autoSpaceDE w:val="0"/>
-        <w:autoSpaceDN w:val="0"/>
-        <w:spacing w:before="0" w:after="20" w:line="259" w:lineRule="auto"/>
-        <w:ind w:left="460" w:hanging="200"/>
-        <w:jc w:val="left"/>
-        <w:textAlignment w:val="baseline"/>
-      </w:pPr>
-      <w:r>
-        <w:rPr>
-          <w:rFonts w:asciiTheme="minorHAnsi" w:eastAsiaTheme="minorHAnsi" w:hAnsiTheme="minorHAnsi" w:cs="Arial" w:hint="eastAsia"/>
-          <w:sz w:val="19"/>
-          <w:szCs w:val="19"/>
-        </w:rPr>
-        <w:t xml:space="preserve">- Claude Code·Codex에 MCP 도구 연동 : </w:t>
-      </w:r>
-      <w:r>
-        <w:rPr>
-          <w:rFonts w:asciiTheme="minorHAnsi" w:eastAsiaTheme="minorHAnsi" w:hAnsiTheme="minorHAnsi" w:cs="Arial" w:hint="eastAsia"/>
-          <w:b/>
-          <w:bCs/>
-          <w:sz w:val="19"/>
-          <w:szCs w:val="19"/>
-        </w:rPr>
-        <w:t xml:space="preserve">AI 에이전트가 사내 도구를 호출하는 환경 구성</w:t>
-      </w:r>
-    </w:p>
-    <w:p>
-      <w:pPr>
-        <w:wordWrap/>
-        <w:autoSpaceDE w:val="0"/>
-        <w:autoSpaceDN w:val="0"/>
-        <w:spacing w:before="0" w:after="20" w:line="259" w:lineRule="auto"/>
-        <w:ind w:left="460" w:hanging="200"/>
-        <w:jc w:val="left"/>
-        <w:textAlignment w:val="baseline"/>
-      </w:pPr>
-      <w:r>
-        <w:rPr>
-          <w:rFonts w:asciiTheme="minorHAnsi" w:eastAsiaTheme="minorHAnsi" w:hAnsiTheme="minorHAnsi" w:cs="Arial" w:hint="eastAsia"/>
-          <w:sz w:val="19"/>
-          <w:szCs w:val="19"/>
-        </w:rPr>
-        <w:t xml:space="preserve">- 에러 분석 파이프라인 직접 구축 : PostHog 에러 → GitLab 소스 → </w:t>
-      </w:r>
-      <w:r>
-        <w:rPr>
-          <w:rFonts w:asciiTheme="minorHAnsi" w:eastAsiaTheme="minorHAnsi" w:hAnsiTheme="minorHAnsi" w:cs="Arial" w:hint="eastAsia"/>
-          <w:b/>
-          <w:bCs/>
-          <w:sz w:val="19"/>
-          <w:szCs w:val="19"/>
-        </w:rPr>
-        <w:t xml:space="preserve">GPT-4o 분석 → 이메일 리포트</w:t>
-      </w:r>
-      <w:r>
-        <w:rPr>
-          <w:rFonts w:asciiTheme="minorHAnsi" w:eastAsiaTheme="minorHAnsi" w:hAnsiTheme="minorHAnsi" w:cs="Arial" w:hint="eastAsia"/>
-          <w:sz w:val="19"/>
-          <w:szCs w:val="19"/>
-        </w:rPr>
-        <w:t xml:space="preserve">(TypeScript, CI 잡 정의·로컬 실행)</w:t>
-      </w:r>
-    </w:p>
-    <w:p>
-      <w:pPr>
-        <w:wordWrap/>
-        <w:autoSpaceDE w:val="0"/>
-        <w:autoSpaceDN w:val="0"/>
-        <w:spacing w:before="0" w:after="20" w:line="259" w:lineRule="auto"/>
-        <w:ind w:left="460" w:hanging="200"/>
-        <w:jc w:val="left"/>
-        <w:textAlignment w:val="baseline"/>
-      </w:pPr>
-      <w:r>
-        <w:rPr>
-          <w:rFonts w:asciiTheme="minorHAnsi" w:eastAsiaTheme="minorHAnsi" w:hAnsiTheme="minorHAnsi" w:cs="Arial" w:hint="eastAsia"/>
-          <w:sz w:val="19"/>
-          <w:szCs w:val="19"/>
-        </w:rPr>
-        <w:t xml:space="preserve">- 검증 도구 직접 제작 : LLM 응답 회귀 검수·UI E2E(시각 회귀 임계값 2%), </w:t>
-      </w:r>
-      <w:r>
-        <w:rPr>
-          <w:rFonts w:asciiTheme="minorHAnsi" w:eastAsiaTheme="minorHAnsi" w:hAnsiTheme="minorHAnsi" w:cs="Arial" w:hint="eastAsia"/>
-          <w:b/>
-          <w:bCs/>
-          <w:sz w:val="19"/>
-          <w:szCs w:val="19"/>
-        </w:rPr>
-        <w:t xml:space="preserve">E2E를 배포 필수 게이트로 편입</w:t>
-      </w:r>
-    </w:p>
-    <w:p>
-      <w:pPr>
-        <w:wordWrap/>
-        <w:autoSpaceDE w:val="0"/>
-        <w:autoSpaceDN w:val="0"/>
-        <w:spacing w:before="0" w:after="20" w:line="259" w:lineRule="auto"/>
-        <w:ind w:left="460" w:hanging="200"/>
-        <w:jc w:val="left"/>
-        <w:textAlignment w:val="baseline"/>
-      </w:pPr>
-      <w:r>
-        <w:rPr>
-          <w:rFonts w:asciiTheme="minorHAnsi" w:eastAsiaTheme="minorHAnsi" w:hAnsiTheme="minorHAnsi" w:cs="Arial" w:hint="eastAsia"/>
-          <w:sz w:val="19"/>
-          <w:szCs w:val="19"/>
-        </w:rPr>
-        <w:t xml:space="preserve">- 개발 표준·자산화 : 컨텍스트 관리·금지 패턴·보안·검증 절차 표준화, 세미나 12회·기술 문서 48건</w:t>
-      </w:r>
-    </w:p>
-    <w:p>
-      <w:pPr>
-        <w:wordWrap/>
-        <w:autoSpaceDE w:val="0"/>
-        <w:autoSpaceDN w:val="0"/>
-        <w:spacing w:before="60" w:after="0" w:line="259" w:lineRule="auto"/>
-        <w:ind w:left="420"/>
-        <w:jc w:val="left"/>
-        <w:textAlignment w:val="baseline"/>
-      </w:pPr>
-      <w:r>
-        <w:rPr>
-          <w:rFonts w:asciiTheme="minorHAnsi" w:eastAsiaTheme="minorHAnsi" w:hAnsiTheme="minorHAnsi" w:cs="Arial" w:hint="eastAsia"/>
-          <w:color w:val="595959"/>
-          <w:sz w:val="17"/>
-          <w:szCs w:val="17"/>
-        </w:rPr>
-        <w:t xml:space="preserve">기술 : Claude Code · Codex · MCP · Figma MCP · OpenAI API · Playwright · Storybook · GA4 · PostHog · Jenkins</w:t>
+        <w:t xml:space="preserve"> : 동의서 시스템·검진 진행현황 기획 확정, 상세 기획 진행 중</w:t>
       </w:r>
     </w:p>
     <w:p>
@@ -6818,7 +6467,7 @@
           <w:sz w:val="20"/>
           <w:szCs w:val="20"/>
         </w:rPr>
-        <w:t xml:space="preserve">4. 건강관리실·검진센터 AX 기획 — 비즈36.5 2단계 요구사항 분석·기능 설계</w:t>
+        <w:t xml:space="preserve">4. 임직원 건강검진 통합플랫폼(비즈36.5) 레거시 현대화</w:t>
       </w:r>
     </w:p>
     <w:p>
@@ -6839,7 +6488,7 @@
           <w:sz w:val="17"/>
           <w:szCs w:val="17"/>
         </w:rPr>
-        <w:t xml:space="preserve">2026.08 ~ 진행 중</w:t>
+        <w:t xml:space="preserve">2025.11 ~ 2026.02</w:t>
       </w:r>
     </w:p>
     <w:p>
@@ -6847,57 +6496,11 @@
         <w:wordWrap/>
         <w:autoSpaceDE w:val="0"/>
         <w:autoSpaceDN w:val="0"/>
-        <w:spacing w:before="0" w:after="90" w:line="259" w:lineRule="auto"/>
-        <w:ind w:left="420" w:hanging="180"/>
+        <w:spacing w:before="0" w:after="30" w:line="259" w:lineRule="auto"/>
+        <w:ind w:left="990" w:hanging="530"/>
         <w:jc w:val="left"/>
         <w:textAlignment w:val="baseline"/>
       </w:pPr>
-      <w:r>
-        <w:rPr>
-          <w:rFonts w:asciiTheme="minorHAnsi" w:eastAsiaTheme="minorHAnsi" w:hAnsiTheme="minorHAnsi" w:cs="Arial" w:hint="eastAsia"/>
-          <w:sz w:val="19"/>
-          <w:szCs w:val="19"/>
-        </w:rPr>
-        <w:t xml:space="preserve">→ 동의서 시스템·검진 진행현황 기획서 작성, 기획 결정 확정·상세 기획 진행 중</w:t>
-      </w:r>
-    </w:p>
-    <w:p>
-      <w:pPr>
-        <w:wordWrap/>
-        <w:autoSpaceDE w:val="0"/>
-        <w:autoSpaceDN w:val="0"/>
-        <w:spacing w:before="0" w:after="20" w:line="259" w:lineRule="auto"/>
-        <w:ind w:left="460" w:hanging="200"/>
-        <w:jc w:val="left"/>
-        <w:textAlignment w:val="baseline"/>
-      </w:pPr>
-      <w:r>
-        <w:rPr>
-          <w:rFonts w:asciiTheme="minorHAnsi" w:eastAsiaTheme="minorHAnsi" w:hAnsiTheme="minorHAnsi" w:cs="Arial" w:hint="eastAsia"/>
-          <w:sz w:val="19"/>
-          <w:szCs w:val="19"/>
-        </w:rPr>
-        <w:t xml:space="preserve">- 동의서 시스템 기획 : 종이·엑셀 배포·회수·취합을 시스템으로 이전, 법무 확인 항목 6건 정리</w:t>
-      </w:r>
-    </w:p>
-    <w:p>
-      <w:pPr>
-        <w:wordWrap/>
-        <w:autoSpaceDE w:val="0"/>
-        <w:autoSpaceDN w:val="0"/>
-        <w:spacing w:before="0" w:after="20" w:line="259" w:lineRule="auto"/>
-        <w:ind w:left="460" w:hanging="200"/>
-        <w:jc w:val="left"/>
-        <w:textAlignment w:val="baseline"/>
-      </w:pPr>
-      <w:r>
-        <w:rPr>
-          <w:rFonts w:asciiTheme="minorHAnsi" w:eastAsiaTheme="minorHAnsi" w:hAnsiTheme="minorHAnsi" w:cs="Arial" w:hint="eastAsia"/>
-          <w:sz w:val="19"/>
-          <w:szCs w:val="19"/>
-        </w:rPr>
-        <w:t xml:space="preserve">- 검진 진행현황 기획 : 수검률·퍼널·부서별 현황과 미수검자 독려, </w:t>
-      </w:r>
       <w:r>
         <w:rPr>
           <w:rFonts w:asciiTheme="minorHAnsi" w:eastAsiaTheme="minorHAnsi" w:hAnsiTheme="minorHAnsi" w:cs="Arial" w:hint="eastAsia"/>
@@ -6906,7 +6509,15 @@
           <w:sz w:val="19"/>
           <w:szCs w:val="19"/>
         </w:rPr>
-        <w:t xml:space="preserve">현장 피드백 반영해 판정 기준 확정</w:t>
+        <w:t xml:space="preserve">판단</w:t>
+      </w:r>
+      <w:r>
+        <w:rPr>
+          <w:rFonts w:asciiTheme="minorHAnsi" w:eastAsiaTheme="minorHAnsi" w:hAnsiTheme="minorHAnsi" w:cs="Arial" w:hint="eastAsia"/>
+          <w:sz w:val="19"/>
+          <w:szCs w:val="19"/>
+        </w:rPr>
+        <w:t xml:space="preserve"> : 재작성과 공존의 비용을 저울질해 화면 단위 점진 전환을 택하고, 변경·장애 빈도로 순서를 정했습니다.</w:t>
       </w:r>
     </w:p>
     <w:p>
@@ -6914,18 +6525,56 @@
         <w:wordWrap/>
         <w:autoSpaceDE w:val="0"/>
         <w:autoSpaceDN w:val="0"/>
-        <w:spacing w:before="0" w:after="20" w:line="259" w:lineRule="auto"/>
-        <w:ind w:left="460" w:hanging="200"/>
+        <w:spacing w:before="0" w:after="30" w:line="259" w:lineRule="auto"/>
+        <w:ind w:left="990" w:hanging="530"/>
         <w:jc w:val="left"/>
         <w:textAlignment w:val="baseline"/>
       </w:pPr>
       <w:r>
         <w:rPr>
           <w:rFonts w:asciiTheme="minorHAnsi" w:eastAsiaTheme="minorHAnsi" w:hAnsiTheme="minorHAnsi" w:cs="Arial" w:hint="eastAsia"/>
+          <w:b/>
+          <w:bCs/>
           <w:sz w:val="19"/>
           <w:szCs w:val="19"/>
         </w:rPr>
-        <w:t xml:space="preserve">- 현업 암묵지의 기능화 : 기획·설계 문서 작성에 AI를 활용, 비개발 직군이 읽는 기획서로 부서 협업</w:t>
+        <w:t xml:space="preserve">성과</w:t>
+      </w:r>
+      <w:r>
+        <w:rPr>
+          <w:rFonts w:asciiTheme="minorHAnsi" w:eastAsiaTheme="minorHAnsi" w:hAnsiTheme="minorHAnsi" w:cs="Arial" w:hint="eastAsia"/>
+          <w:sz w:val="19"/>
+          <w:szCs w:val="19"/>
+        </w:rPr>
+        <w:t xml:space="preserve"> : 2019년 레거시 108개 페이지·82개 화면 </w:t>
+      </w:r>
+      <w:r>
+        <w:rPr>
+          <w:rFonts w:asciiTheme="minorHAnsi" w:eastAsiaTheme="minorHAnsi" w:hAnsiTheme="minorHAnsi" w:cs="Arial" w:hint="eastAsia"/>
+          <w:b/>
+          <w:bCs/>
+          <w:sz w:val="19"/>
+          <w:szCs w:val="19"/>
+        </w:rPr>
+        <w:t xml:space="preserve">9주 내 단독 전환</w:t>
+      </w:r>
+      <w:r>
+        <w:rPr>
+          <w:rFonts w:asciiTheme="minorHAnsi" w:eastAsiaTheme="minorHAnsi" w:hAnsiTheme="minorHAnsi" w:cs="Arial" w:hint="eastAsia"/>
+          <w:sz w:val="19"/>
+          <w:szCs w:val="19"/>
+        </w:rPr>
+        <w:t xml:space="preserve">, 배포 리드타임 10분 → </w:t>
+      </w:r>
+      <w:r>
+        <w:rPr>
+          <w:rFonts w:asciiTheme="minorHAnsi" w:eastAsiaTheme="minorHAnsi" w:hAnsiTheme="minorHAnsi" w:cs="Arial" w:hint="eastAsia"/>
+          <w:b/>
+          <w:bCs/>
+          <w:sz w:val="19"/>
+          <w:szCs w:val="19"/>
+        </w:rPr>
+        <w:t xml:space="preserve">2분</w:t>
       </w:r>
     </w:p>
     <w:p>
@@ -6945,7 +6594,99 @@
           <w:sz w:val="17"/>
           <w:szCs w:val="17"/>
         </w:rPr>
-        <w:t xml:space="preserve">산출물 : 건강관리실 동의서 시스템 기획서 · 검진 진행현황 기획 플랜(2026.09)</w:t>
+        <w:t xml:space="preserve">기술 : Java · Spring Boot · MyBatis · MySQL · Node.js · React · TypeScript · Jenkins · Docker</w:t>
+      </w:r>
+    </w:p>
+    <w:p>
+      <w:pPr>
+        <w:wordWrap/>
+        <w:autoSpaceDE w:val="0"/>
+        <w:autoSpaceDN w:val="0"/>
+        <w:spacing w:before="140" w:after="0" w:line="259" w:lineRule="auto"/>
+        <w:ind w:left="200" w:hanging="200"/>
+        <w:jc w:val="left"/>
+        <w:textAlignment w:val="baseline"/>
+      </w:pPr>
+      <w:r>
+        <w:rPr>
+          <w:rFonts w:asciiTheme="minorHAnsi" w:eastAsiaTheme="minorHAnsi" w:hAnsiTheme="minorHAnsi" w:cs="Arial" w:hint="eastAsia"/>
+          <w:sz w:val="19"/>
+          <w:szCs w:val="19"/>
+        </w:rPr>
+        <w:t xml:space="preserve">[이직사유] 재직 중 — AI 소프트웨어 설계·구현과 AX 기획 경험을, 현업이 매일 쓰는 AI 에이전트·워크플로우 개발로 넓히고자 지원합니다.</w:t>
+      </w:r>
+    </w:p>
+    <w:p>
+      <w:pPr>
+        <w:wordWrap/>
+        <w:autoSpaceDE w:val="0"/>
+        <w:autoSpaceDN w:val="0"/>
+        <w:spacing w:before="0" w:after="0" w:line="259" w:lineRule="auto"/>
+        <w:jc w:val="left"/>
+        <w:textAlignment w:val="baseline"/>
+      </w:pPr>
+    </w:p>
+    <w:p>
+      <w:pPr>
+        <w:keepNext/>
+        <w:wordWrap/>
+        <w:autoSpaceDE w:val="0"/>
+        <w:autoSpaceDN w:val="0"/>
+        <w:spacing w:before="140" w:after="60" w:line="259" w:lineRule="auto"/>
+        <w:jc w:val="left"/>
+        <w:textAlignment w:val="baseline"/>
+      </w:pPr>
+      <w:r>
+        <w:rPr>
+          <w:rFonts w:asciiTheme="minorHAnsi" w:eastAsiaTheme="minorHAnsi" w:hAnsiTheme="minorHAnsi" w:cs="Arial" w:hint="eastAsia"/>
+          <w:b/>
+          <w:bCs/>
+          <w:sz w:val="20"/>
+          <w:szCs w:val="20"/>
+        </w:rPr>
+        <w:t xml:space="preserve">■ 2020.10 ~ 2025.06   내담씨앤씨 / SI사업부 / 대리   (4년 09개월)</w:t>
+      </w:r>
+    </w:p>
+    <w:p>
+      <w:pPr>
+        <w:keepNext/>
+        <w:wordWrap/>
+        <w:autoSpaceDE w:val="0"/>
+        <w:autoSpaceDN w:val="0"/>
+        <w:spacing w:before="0" w:after="20" w:line="259" w:lineRule="auto"/>
+        <w:ind w:left="200"/>
+        <w:jc w:val="left"/>
+        <w:textAlignment w:val="baseline"/>
+      </w:pPr>
+      <w:r>
+        <w:rPr>
+          <w:rFonts w:asciiTheme="minorHAnsi" w:eastAsiaTheme="minorHAnsi" w:hAnsiTheme="minorHAnsi" w:cs="Arial" w:hint="eastAsia"/>
+          <w:color w:val="595959"/>
+          <w:sz w:val="18"/>
+          <w:szCs w:val="18"/>
+        </w:rPr>
+        <w:t xml:space="preserve">[회사소개] IT 서비스(SI·SM) · 매출 약 290억 원(2024년 기준) · 직원 약 100명</w:t>
+      </w:r>
+    </w:p>
+    <w:p>
+      <w:pPr>
+        <w:keepNext/>
+        <w:wordWrap/>
+        <w:autoSpaceDE w:val="0"/>
+        <w:autoSpaceDN w:val="0"/>
+        <w:spacing w:before="80" w:after="60" w:line="259" w:lineRule="auto"/>
+        <w:jc w:val="left"/>
+        <w:textAlignment w:val="baseline"/>
+      </w:pPr>
+      <w:r>
+        <w:rPr>
+          <w:rFonts w:asciiTheme="minorHAnsi" w:eastAsiaTheme="minorHAnsi" w:hAnsiTheme="minorHAnsi" w:cs="Arial" w:hint="eastAsia"/>
+          <w:b/>
+          <w:bCs/>
+          <w:sz w:val="20"/>
+          <w:szCs w:val="20"/>
+        </w:rPr>
+        <w:t xml:space="preserve">[주요업무]</w:t>
       </w:r>
     </w:p>
     <w:p>
@@ -6967,7 +6708,7 @@
           <w:sz w:val="20"/>
           <w:szCs w:val="20"/>
         </w:rPr>
-        <w:t xml:space="preserve">5. 임직원 건강검진 통합플랫폼(비즈36.5) 레거시 현대화 — 풀스택 End-to-End</w:t>
+        <w:t xml:space="preserve">1. 고객사 파견 웹·모바일 풀스택 개발 — 삼성물산 데이터 플랫폼, 한국미스미 B2B 커머스</w:t>
       </w:r>
     </w:p>
     <w:p>
@@ -6988,7 +6729,7 @@
           <w:sz w:val="17"/>
           <w:szCs w:val="17"/>
         </w:rPr>
-        <w:t xml:space="preserve">2025.11 ~ 2026.02</w:t>
+        <w:t xml:space="preserve">2022.06 ~ 2025.04 · 소속: 내담씨앤씨 SI 프로젝트</w:t>
       </w:r>
     </w:p>
     <w:p>
@@ -6996,19 +6737,11 @@
         <w:wordWrap/>
         <w:autoSpaceDE w:val="0"/>
         <w:autoSpaceDN w:val="0"/>
-        <w:spacing w:before="0" w:after="90" w:line="259" w:lineRule="auto"/>
-        <w:ind w:left="420" w:hanging="180"/>
+        <w:spacing w:before="0" w:after="30" w:line="259" w:lineRule="auto"/>
+        <w:ind w:left="990" w:hanging="530"/>
         <w:jc w:val="left"/>
         <w:textAlignment w:val="baseline"/>
       </w:pPr>
-      <w:r>
-        <w:rPr>
-          <w:rFonts w:asciiTheme="minorHAnsi" w:eastAsiaTheme="minorHAnsi" w:hAnsiTheme="minorHAnsi" w:cs="Arial" w:hint="eastAsia"/>
-          <w:sz w:val="19"/>
-          <w:szCs w:val="19"/>
-        </w:rPr>
-        <w:t xml:space="preserve">→ 2019년 레거시 108개 페이지·82개 화면 </w:t>
-      </w:r>
       <w:r>
         <w:rPr>
           <w:rFonts w:asciiTheme="minorHAnsi" w:eastAsiaTheme="minorHAnsi" w:hAnsiTheme="minorHAnsi" w:cs="Arial" w:hint="eastAsia"/>
@@ -7017,7 +6750,7 @@
           <w:sz w:val="19"/>
           <w:szCs w:val="19"/>
         </w:rPr>
-        <w:t xml:space="preserve">9주 내 단독 전환</w:t>
+        <w:t xml:space="preserve">역할</w:t>
       </w:r>
       <w:r>
         <w:rPr>
@@ -7025,8 +6758,19 @@
           <w:sz w:val="19"/>
           <w:szCs w:val="19"/>
         </w:rPr>
-        <w:t xml:space="preserve">, 배포 리드타임 10분 → </w:t>
-      </w:r>
+        <w:t xml:space="preserve"> : 서버·DB 튜닝과 렌더링 최적화, 한국 웹 Next.js 전환 6인 팀 견인, 일본 본사와 일본어 협업</w:t>
+      </w:r>
+    </w:p>
+    <w:p>
+      <w:pPr>
+        <w:wordWrap/>
+        <w:autoSpaceDE w:val="0"/>
+        <w:autoSpaceDN w:val="0"/>
+        <w:spacing w:before="0" w:after="30" w:line="259" w:lineRule="auto"/>
+        <w:ind w:left="990" w:hanging="530"/>
+        <w:jc w:val="left"/>
+        <w:textAlignment w:val="baseline"/>
+      </w:pPr>
       <w:r>
         <w:rPr>
           <w:rFonts w:asciiTheme="minorHAnsi" w:eastAsiaTheme="minorHAnsi" w:hAnsiTheme="minorHAnsi" w:cs="Arial" w:hint="eastAsia"/>
@@ -7035,7 +6779,15 @@
           <w:sz w:val="19"/>
           <w:szCs w:val="19"/>
         </w:rPr>
-        <w:t xml:space="preserve">2분(약 80%)</w:t>
+        <w:t xml:space="preserve">판단</w:t>
+      </w:r>
+      <w:r>
+        <w:rPr>
+          <w:rFonts w:asciiTheme="minorHAnsi" w:eastAsiaTheme="minorHAnsi" w:hAnsiTheme="minorHAnsi" w:cs="Arial" w:hint="eastAsia"/>
+          <w:sz w:val="19"/>
+          <w:szCs w:val="19"/>
+        </w:rPr>
+        <w:t xml:space="preserve"> : 느리다는 말 대신 API 응답과 화면 노출 시점을 나눠 재서 병목을 특정하고, 렌더링과 DB 양쪽에서 손봤습니다.</w:t>
       </w:r>
     </w:p>
     <w:p>
@@ -7043,19 +6795,11 @@
         <w:wordWrap/>
         <w:autoSpaceDE w:val="0"/>
         <w:autoSpaceDN w:val="0"/>
-        <w:spacing w:before="0" w:after="20" w:line="259" w:lineRule="auto"/>
-        <w:ind w:left="460" w:hanging="200"/>
+        <w:spacing w:before="0" w:after="30" w:line="259" w:lineRule="auto"/>
+        <w:ind w:left="990" w:hanging="530"/>
         <w:jc w:val="left"/>
         <w:textAlignment w:val="baseline"/>
       </w:pPr>
-      <w:r>
-        <w:rPr>
-          <w:rFonts w:asciiTheme="minorHAnsi" w:eastAsiaTheme="minorHAnsi" w:hAnsiTheme="minorHAnsi" w:cs="Arial" w:hint="eastAsia"/>
-          <w:sz w:val="19"/>
-          <w:szCs w:val="19"/>
-        </w:rPr>
-        <w:t xml:space="preserve">- 점진 전환 구조 직접 설계 : 재작성 리스크와 공존 비용을 저울질, </w:t>
-      </w:r>
       <w:r>
         <w:rPr>
           <w:rFonts w:asciiTheme="minorHAnsi" w:eastAsiaTheme="minorHAnsi" w:hAnsiTheme="minorHAnsi" w:cs="Arial" w:hint="eastAsia"/>
@@ -7064,45 +6808,15 @@
           <w:sz w:val="19"/>
           <w:szCs w:val="19"/>
         </w:rPr>
-        <w:t xml:space="preserve">변경·장애 빈도 기준으로 순서 결정</w:t>
-      </w:r>
-    </w:p>
-    <w:p>
-      <w:pPr>
-        <w:wordWrap/>
-        <w:autoSpaceDE w:val="0"/>
-        <w:autoSpaceDN w:val="0"/>
-        <w:spacing w:before="0" w:after="20" w:line="259" w:lineRule="auto"/>
-        <w:ind w:left="460" w:hanging="200"/>
-        <w:jc w:val="left"/>
-        <w:textAlignment w:val="baseline"/>
-      </w:pPr>
+        <w:t xml:space="preserve">성과</w:t>
+      </w:r>
       <w:r>
         <w:rPr>
           <w:rFonts w:asciiTheme="minorHAnsi" w:eastAsiaTheme="minorHAnsi" w:hAnsiTheme="minorHAnsi" w:cs="Arial" w:hint="eastAsia"/>
           <w:sz w:val="19"/>
           <w:szCs w:val="19"/>
         </w:rPr>
-        <w:t xml:space="preserve">- 풀스택 End-to-End : 신규 기능 3건의 MySQL 모델·Spring Boot·REST API·화면 직접 개발</w:t>
-      </w:r>
-    </w:p>
-    <w:p>
-      <w:pPr>
-        <w:wordWrap/>
-        <w:autoSpaceDE w:val="0"/>
-        <w:autoSpaceDN w:val="0"/>
-        <w:spacing w:before="0" w:after="20" w:line="259" w:lineRule="auto"/>
-        <w:ind w:left="460" w:hanging="200"/>
-        <w:jc w:val="left"/>
-        <w:textAlignment w:val="baseline"/>
-      </w:pPr>
-      <w:r>
-        <w:rPr>
-          <w:rFonts w:asciiTheme="minorHAnsi" w:eastAsiaTheme="minorHAnsi" w:hAnsiTheme="minorHAnsi" w:cs="Arial" w:hint="eastAsia"/>
-          <w:sz w:val="19"/>
-          <w:szCs w:val="19"/>
-        </w:rPr>
-        <w:t xml:space="preserve">- 배포 자동화 : Jenkins 파이프라인 전환, </w:t>
+        <w:t xml:space="preserve"> : 대시보드 2.5초 → </w:t>
       </w:r>
       <w:r>
         <w:rPr>
@@ -7112,7 +6826,33 @@
           <w:sz w:val="19"/>
           <w:szCs w:val="19"/>
         </w:rPr>
-        <w:t xml:space="preserve">Docker Blue-Green 헬스체크 후 전환·이상 시 롤백</w:t>
+        <w:t xml:space="preserve">1초대</w:t>
+      </w:r>
+      <w:r>
+        <w:rPr>
+          <w:rFonts w:asciiTheme="minorHAnsi" w:eastAsiaTheme="minorHAnsi" w:hAnsiTheme="minorHAnsi" w:cs="Arial" w:hint="eastAsia"/>
+          <w:sz w:val="19"/>
+          <w:szCs w:val="19"/>
+        </w:rPr>
+        <w:t xml:space="preserve">, 목록 검색 5초 → </w:t>
+      </w:r>
+      <w:r>
+        <w:rPr>
+          <w:rFonts w:asciiTheme="minorHAnsi" w:eastAsiaTheme="minorHAnsi" w:hAnsiTheme="minorHAnsi" w:cs="Arial" w:hint="eastAsia"/>
+          <w:b/>
+          <w:bCs/>
+          <w:sz w:val="19"/>
+          <w:szCs w:val="19"/>
+        </w:rPr>
+        <w:t xml:space="preserve">1초</w:t>
+      </w:r>
+      <w:r>
+        <w:rPr>
+          <w:rFonts w:asciiTheme="minorHAnsi" w:eastAsiaTheme="minorHAnsi" w:hAnsiTheme="minorHAnsi" w:cs="Arial" w:hint="eastAsia"/>
+          <w:sz w:val="19"/>
+          <w:szCs w:val="19"/>
+        </w:rPr>
+        <w:t xml:space="preserve">, 평균 로딩 약 50% 개선(GA 기준)</w:t>
       </w:r>
     </w:p>
     <w:p>
@@ -7132,7 +6872,7 @@
           <w:sz w:val="17"/>
           <w:szCs w:val="17"/>
         </w:rPr>
-        <w:t xml:space="preserve">기술 : Java · Spring Boot · MyBatis · REST API · MySQL · Node.js · React · TypeScript · Jenkins · Docker</w:t>
+        <w:t xml:space="preserve">기술 : Java · Spring · MyBatis · Oracle · Vue 3 · React Native · Next.js · React · TypeScript</w:t>
       </w:r>
     </w:p>
     <w:p>
@@ -7151,349 +6891,7 @@
           <w:sz w:val="19"/>
           <w:szCs w:val="19"/>
         </w:rPr>
-        <w:t xml:space="preserve">[이직사유] 재직 중 — AI 소프트웨어를 설계·구현하고 개발·검증 프로세스와 현업 업무의 AX를 기획해 온 경험을, 현업이 매일 쓰는 AI 에이전트·워크플로우 애플리케이션을 직접 만드는 역할로 넓히고자 지원합니다.</w:t>
-      </w:r>
-    </w:p>
-    <w:p>
-      <w:pPr>
-        <w:wordWrap/>
-        <w:autoSpaceDE w:val="0"/>
-        <w:autoSpaceDN w:val="0"/>
-        <w:spacing w:before="0" w:after="0" w:line="259" w:lineRule="auto"/>
-        <w:jc w:val="left"/>
-        <w:textAlignment w:val="baseline"/>
-      </w:pPr>
-    </w:p>
-    <w:p>
-      <w:pPr>
-        <w:keepNext/>
-        <w:wordWrap/>
-        <w:autoSpaceDE w:val="0"/>
-        <w:autoSpaceDN w:val="0"/>
-        <w:spacing w:before="240" w:after="60" w:line="259" w:lineRule="auto"/>
-        <w:jc w:val="left"/>
-        <w:textAlignment w:val="baseline"/>
-      </w:pPr>
-      <w:r>
-        <w:rPr>
-          <w:rFonts w:asciiTheme="minorHAnsi" w:eastAsiaTheme="minorHAnsi" w:hAnsiTheme="minorHAnsi" w:cs="Arial" w:hint="eastAsia"/>
-          <w:b/>
-          <w:bCs/>
-          <w:sz w:val="20"/>
-          <w:szCs w:val="20"/>
-        </w:rPr>
-        <w:t xml:space="preserve">■ 2020.10 ~ 2025.06   내담씨앤씨 / SI사업부 / 대리   (4년 09개월)</w:t>
-      </w:r>
-    </w:p>
-    <w:p>
-      <w:pPr>
-        <w:keepNext/>
-        <w:wordWrap/>
-        <w:autoSpaceDE w:val="0"/>
-        <w:autoSpaceDN w:val="0"/>
-        <w:spacing w:before="0" w:after="20" w:line="259" w:lineRule="auto"/>
-        <w:ind w:left="200"/>
-        <w:jc w:val="left"/>
-        <w:textAlignment w:val="baseline"/>
-      </w:pPr>
-      <w:r>
-        <w:rPr>
-          <w:rFonts w:asciiTheme="minorHAnsi" w:eastAsiaTheme="minorHAnsi" w:hAnsiTheme="minorHAnsi" w:cs="Arial" w:hint="eastAsia"/>
-          <w:color w:val="595959"/>
-          <w:sz w:val="18"/>
-          <w:szCs w:val="18"/>
-        </w:rPr>
-        <w:t xml:space="preserve">[회사소개] IT 서비스(SI·SM) · 매출 약 290억 원(2024년 기준) · 직원 약 100명</w:t>
-      </w:r>
-    </w:p>
-    <w:p>
-      <w:pPr>
-        <w:keepNext/>
-        <w:wordWrap/>
-        <w:autoSpaceDE w:val="0"/>
-        <w:autoSpaceDN w:val="0"/>
-        <w:spacing w:before="80" w:after="60" w:line="259" w:lineRule="auto"/>
-        <w:jc w:val="left"/>
-        <w:textAlignment w:val="baseline"/>
-      </w:pPr>
-      <w:r>
-        <w:rPr>
-          <w:rFonts w:asciiTheme="minorHAnsi" w:eastAsiaTheme="minorHAnsi" w:hAnsiTheme="minorHAnsi" w:cs="Arial" w:hint="eastAsia"/>
-          <w:b/>
-          <w:bCs/>
-          <w:sz w:val="20"/>
-          <w:szCs w:val="20"/>
-        </w:rPr>
-        <w:t xml:space="preserve">[주요업무]</w:t>
-      </w:r>
-    </w:p>
-    <w:p>
-      <w:pPr>
-        <w:keepNext/>
-        <w:wordWrap/>
-        <w:autoSpaceDE w:val="0"/>
-        <w:autoSpaceDN w:val="0"/>
-        <w:spacing w:before="160" w:after="20" w:line="259" w:lineRule="auto"/>
-        <w:ind w:left="200" w:hanging="200"/>
-        <w:jc w:val="left"/>
-        <w:textAlignment w:val="baseline"/>
-      </w:pPr>
-      <w:r>
-        <w:rPr>
-          <w:rFonts w:asciiTheme="minorHAnsi" w:eastAsiaTheme="minorHAnsi" w:hAnsiTheme="minorHAnsi" w:cs="Arial" w:hint="eastAsia"/>
-          <w:b/>
-          <w:bCs/>
-          <w:sz w:val="20"/>
-          <w:szCs w:val="20"/>
-        </w:rPr>
-        <w:t xml:space="preserve">1. 고객사 파견 웹·모바일 풀스택 개발 — 삼성물산 데이터 플랫폼, 한국미스미 B2B 커머스</w:t>
-      </w:r>
-    </w:p>
-    <w:p>
-      <w:pPr>
-        <w:keepNext/>
-        <w:wordWrap/>
-        <w:autoSpaceDE w:val="0"/>
-        <w:autoSpaceDN w:val="0"/>
-        <w:spacing w:before="0" w:after="50" w:line="259" w:lineRule="auto"/>
-        <w:ind w:left="400"/>
-        <w:jc w:val="left"/>
-        <w:textAlignment w:val="baseline"/>
-      </w:pPr>
-      <w:r>
-        <w:rPr>
-          <w:rFonts w:asciiTheme="minorHAnsi" w:eastAsiaTheme="minorHAnsi" w:hAnsiTheme="minorHAnsi" w:cs="Arial" w:hint="eastAsia"/>
-          <w:color w:val="808080"/>
-          <w:sz w:val="17"/>
-          <w:szCs w:val="17"/>
-        </w:rPr>
-        <w:t xml:space="preserve">2022.06 ~ 2025.04 · 소속: 내담씨앤씨 SI 프로젝트</w:t>
-      </w:r>
-    </w:p>
-    <w:p>
-      <w:pPr>
-        <w:wordWrap/>
-        <w:autoSpaceDE w:val="0"/>
-        <w:autoSpaceDN w:val="0"/>
-        <w:spacing w:before="0" w:after="20" w:line="259" w:lineRule="auto"/>
-        <w:ind w:left="420" w:hanging="180"/>
-        <w:jc w:val="left"/>
-        <w:textAlignment w:val="baseline"/>
-      </w:pPr>
-      <w:r>
-        <w:rPr>
-          <w:rFonts w:asciiTheme="minorHAnsi" w:eastAsiaTheme="minorHAnsi" w:hAnsiTheme="minorHAnsi" w:cs="Arial" w:hint="eastAsia"/>
-          <w:sz w:val="19"/>
-          <w:szCs w:val="19"/>
-        </w:rPr>
-        <w:t xml:space="preserve">→ 대용량 대시보드 렌더링 2.5초 → </w:t>
-      </w:r>
-      <w:r>
-        <w:rPr>
-          <w:rFonts w:asciiTheme="minorHAnsi" w:eastAsiaTheme="minorHAnsi" w:hAnsiTheme="minorHAnsi" w:cs="Arial" w:hint="eastAsia"/>
-          <w:b/>
-          <w:bCs/>
-          <w:sz w:val="19"/>
-          <w:szCs w:val="19"/>
-        </w:rPr>
-        <w:t xml:space="preserve">1초대</w:t>
-      </w:r>
-      <w:r>
-        <w:rPr>
-          <w:rFonts w:asciiTheme="minorHAnsi" w:eastAsiaTheme="minorHAnsi" w:hAnsiTheme="minorHAnsi" w:cs="Arial" w:hint="eastAsia"/>
-          <w:sz w:val="19"/>
-          <w:szCs w:val="19"/>
-        </w:rPr>
-        <w:t xml:space="preserve">, 수만 건 목록 검색 5초 → </w:t>
-      </w:r>
-      <w:r>
-        <w:rPr>
-          <w:rFonts w:asciiTheme="minorHAnsi" w:eastAsiaTheme="minorHAnsi" w:hAnsiTheme="minorHAnsi" w:cs="Arial" w:hint="eastAsia"/>
-          <w:b/>
-          <w:bCs/>
-          <w:sz w:val="19"/>
-          <w:szCs w:val="19"/>
-        </w:rPr>
-        <w:t xml:space="preserve">1초</w:t>
-      </w:r>
-    </w:p>
-    <w:p>
-      <w:pPr>
-        <w:wordWrap/>
-        <w:autoSpaceDE w:val="0"/>
-        <w:autoSpaceDN w:val="0"/>
-        <w:spacing w:before="0" w:after="90" w:line="259" w:lineRule="auto"/>
-        <w:ind w:left="420" w:hanging="180"/>
-        <w:jc w:val="left"/>
-        <w:textAlignment w:val="baseline"/>
-      </w:pPr>
-      <w:r>
-        <w:rPr>
-          <w:rFonts w:asciiTheme="minorHAnsi" w:eastAsiaTheme="minorHAnsi" w:hAnsiTheme="minorHAnsi" w:cs="Arial" w:hint="eastAsia"/>
-          <w:sz w:val="19"/>
-          <w:szCs w:val="19"/>
-        </w:rPr>
-        <w:t xml:space="preserve">→ 한국 웹 PHP·jQuery → </w:t>
-      </w:r>
-      <w:r>
-        <w:rPr>
-          <w:rFonts w:asciiTheme="minorHAnsi" w:eastAsiaTheme="minorHAnsi" w:hAnsiTheme="minorHAnsi" w:cs="Arial" w:hint="eastAsia"/>
-          <w:b/>
-          <w:bCs/>
-          <w:sz w:val="19"/>
-          <w:szCs w:val="19"/>
-        </w:rPr>
-        <w:t xml:space="preserve">Next.js·TypeScript 전면 전환 완료</w:t>
-      </w:r>
-      <w:r>
-        <w:rPr>
-          <w:rFonts w:asciiTheme="minorHAnsi" w:eastAsiaTheme="minorHAnsi" w:hAnsiTheme="minorHAnsi" w:cs="Arial" w:hint="eastAsia"/>
-          <w:sz w:val="19"/>
-          <w:szCs w:val="19"/>
-        </w:rPr>
-        <w:t xml:space="preserve">, 평균 로딩 약 50% 개선(GA 기준)</w:t>
-      </w:r>
-    </w:p>
-    <w:p>
-      <w:pPr>
-        <w:wordWrap/>
-        <w:autoSpaceDE w:val="0"/>
-        <w:autoSpaceDN w:val="0"/>
-        <w:spacing w:before="0" w:after="20" w:line="259" w:lineRule="auto"/>
-        <w:ind w:left="460" w:hanging="200"/>
-        <w:jc w:val="left"/>
-        <w:textAlignment w:val="baseline"/>
-      </w:pPr>
-      <w:r>
-        <w:rPr>
-          <w:rFonts w:asciiTheme="minorHAnsi" w:eastAsiaTheme="minorHAnsi" w:hAnsiTheme="minorHAnsi" w:cs="Arial" w:hint="eastAsia"/>
-          <w:sz w:val="19"/>
-          <w:szCs w:val="19"/>
-        </w:rPr>
-        <w:t xml:space="preserve">- 성능 개선 : </w:t>
-      </w:r>
-      <w:r>
-        <w:rPr>
-          <w:rFonts w:asciiTheme="minorHAnsi" w:eastAsiaTheme="minorHAnsi" w:hAnsiTheme="minorHAnsi" w:cs="Arial" w:hint="eastAsia"/>
-          <w:b/>
-          <w:bCs/>
-          <w:sz w:val="19"/>
-          <w:szCs w:val="19"/>
-        </w:rPr>
-        <w:t xml:space="preserve">Oracle 인덱싱·DTO 투영</w:t>
-      </w:r>
-      <w:r>
-        <w:rPr>
-          <w:rFonts w:asciiTheme="minorHAnsi" w:eastAsiaTheme="minorHAnsi" w:hAnsiTheme="minorHAnsi" w:cs="Arial" w:hint="eastAsia"/>
-          <w:sz w:val="19"/>
-          <w:szCs w:val="19"/>
-        </w:rPr>
-        <w:t xml:space="preserve">과 렌더링 분리, 측정으로 병목을 특정해 클라이언트 가상화 적용</w:t>
-      </w:r>
-    </w:p>
-    <w:p>
-      <w:pPr>
-        <w:wordWrap/>
-        <w:autoSpaceDE w:val="0"/>
-        <w:autoSpaceDN w:val="0"/>
-        <w:spacing w:before="0" w:after="20" w:line="259" w:lineRule="auto"/>
-        <w:ind w:left="460" w:hanging="200"/>
-        <w:jc w:val="left"/>
-        <w:textAlignment w:val="baseline"/>
-      </w:pPr>
-      <w:r>
-        <w:rPr>
-          <w:rFonts w:asciiTheme="minorHAnsi" w:eastAsiaTheme="minorHAnsi" w:hAnsiTheme="minorHAnsi" w:cs="Arial" w:hint="eastAsia"/>
-          <w:sz w:val="19"/>
-          <w:szCs w:val="19"/>
-        </w:rPr>
-        <w:t xml:space="preserve">- 레거시 전환 리드 : 한국 웹 Next.js 전환을 </w:t>
-      </w:r>
-      <w:r>
-        <w:rPr>
-          <w:rFonts w:asciiTheme="minorHAnsi" w:eastAsiaTheme="minorHAnsi" w:hAnsiTheme="minorHAnsi" w:cs="Arial" w:hint="eastAsia"/>
-          <w:b/>
-          <w:bCs/>
-          <w:sz w:val="19"/>
-          <w:szCs w:val="19"/>
-        </w:rPr>
-        <w:t xml:space="preserve">6인 팀 마이그레이션으로 완료까지 견인</w:t>
-      </w:r>
-    </w:p>
-    <w:p>
-      <w:pPr>
-        <w:wordWrap/>
-        <w:autoSpaceDE w:val="0"/>
-        <w:autoSpaceDN w:val="0"/>
-        <w:spacing w:before="0" w:after="20" w:line="259" w:lineRule="auto"/>
-        <w:ind w:left="460" w:hanging="200"/>
-        <w:jc w:val="left"/>
-        <w:textAlignment w:val="baseline"/>
-      </w:pPr>
-      <w:r>
-        <w:rPr>
-          <w:rFonts w:asciiTheme="minorHAnsi" w:eastAsiaTheme="minorHAnsi" w:hAnsiTheme="minorHAnsi" w:cs="Arial" w:hint="eastAsia"/>
-          <w:sz w:val="19"/>
-          <w:szCs w:val="19"/>
-        </w:rPr>
-        <w:t xml:space="preserve">- 크로스보더 협업 : 일본 본사 개발자와 </w:t>
-      </w:r>
-      <w:r>
-        <w:rPr>
-          <w:rFonts w:asciiTheme="minorHAnsi" w:eastAsiaTheme="minorHAnsi" w:hAnsiTheme="minorHAnsi" w:cs="Arial" w:hint="eastAsia"/>
-          <w:b/>
-          <w:bCs/>
-          <w:sz w:val="19"/>
-          <w:szCs w:val="19"/>
-        </w:rPr>
-        <w:t xml:space="preserve">일본어로 직접 소통</w:t>
-      </w:r>
-      <w:r>
-        <w:rPr>
-          <w:rFonts w:asciiTheme="minorHAnsi" w:eastAsiaTheme="minorHAnsi" w:hAnsiTheme="minorHAnsi" w:cs="Arial" w:hint="eastAsia"/>
-          <w:sz w:val="19"/>
-          <w:szCs w:val="19"/>
-        </w:rPr>
-        <w:t xml:space="preserve">하며 전 지사 아키텍처 통일의 한국 파트 수행</w:t>
-      </w:r>
-    </w:p>
-    <w:p>
-      <w:pPr>
-        <w:wordWrap/>
-        <w:autoSpaceDE w:val="0"/>
-        <w:autoSpaceDN w:val="0"/>
-        <w:spacing w:before="60" w:after="0" w:line="259" w:lineRule="auto"/>
-        <w:ind w:left="420"/>
-        <w:jc w:val="left"/>
-        <w:textAlignment w:val="baseline"/>
-      </w:pPr>
-      <w:r>
-        <w:rPr>
-          <w:rFonts w:asciiTheme="minorHAnsi" w:eastAsiaTheme="minorHAnsi" w:hAnsiTheme="minorHAnsi" w:cs="Arial" w:hint="eastAsia"/>
-          <w:color w:val="595959"/>
-          <w:sz w:val="17"/>
-          <w:szCs w:val="17"/>
-        </w:rPr>
-        <w:t xml:space="preserve">기술 : Java · Spring · MyBatis · Oracle · REST API · Vue 3 · React Native · Next.js · React · TypeScript</w:t>
-      </w:r>
-    </w:p>
-    <w:p>
-      <w:pPr>
-        <w:wordWrap/>
-        <w:autoSpaceDE w:val="0"/>
-        <w:autoSpaceDN w:val="0"/>
-        <w:spacing w:before="140" w:after="0" w:line="259" w:lineRule="auto"/>
-        <w:ind w:left="200" w:hanging="200"/>
-        <w:jc w:val="left"/>
-        <w:textAlignment w:val="baseline"/>
-      </w:pPr>
-      <w:r>
-        <w:rPr>
-          <w:rFonts w:asciiTheme="minorHAnsi" w:eastAsiaTheme="minorHAnsi" w:hAnsiTheme="minorHAnsi" w:cs="Arial" w:hint="eastAsia"/>
-          <w:sz w:val="19"/>
-          <w:szCs w:val="19"/>
-        </w:rPr>
-        <w:t xml:space="preserve">[이직사유] SI 환경에서 레거시 분석·전환과 성능 개선의 기본기를 쌓았습니다. 다만 프로젝트 단위로 요건이 끝나는 구조에서는 만든 것을 직접 운영하며 개선을 이어가기 어려워, AI 제품을 직접 개발·운영하는 조직으로 옮기기로 판단했습니다.</w:t>
+        <w:t xml:space="preserve">[이직사유] SI에서 레거시 분석·전환과 성능 개선의 기본기를 쌓고, 직접 운영·개선하는 조직으로 옮겼습니다.</w:t>
       </w:r>
     </w:p>
     <w:p>

--- a/outputs/정다훈(만35세)_AI개발_지오영_(주)피플렙_임덕빈2026.docx
+++ b/outputs/정다훈(만35세)_AI개발_지오영_(주)피플렙_임덕빈2026.docx
@@ -5968,7 +5968,7 @@
         <w:wordWrap/>
         <w:autoSpaceDE w:val="0"/>
         <w:autoSpaceDN w:val="0"/>
-        <w:spacing w:before="160" w:after="20" w:line="259" w:lineRule="auto"/>
+        <w:spacing w:before="130" w:after="20" w:line="259" w:lineRule="auto"/>
         <w:ind w:left="200" w:hanging="200"/>
         <w:jc w:val="left"/>
         <w:textAlignment w:val="baseline"/>
@@ -6002,7 +6002,7 @@
           <w:sz w:val="17"/>
           <w:szCs w:val="17"/>
         </w:rPr>
-        <w:t xml:space="preserve">2025.07 ~ 2026 · 개발자 5명</w:t>
+        <w:t xml:space="preserve">2025.07 ~ 2025.10 제품화(개발자 5명) · 2026 v2 전환 참여</w:t>
       </w:r>
     </w:p>
     <w:p>
@@ -6031,7 +6031,7 @@
           <w:sz w:val="19"/>
           <w:szCs w:val="19"/>
         </w:rPr>
-        <w:t xml:space="preserve"> : 형식과 품질이 매번 다른 LLM 출력을 화면에서 어디까지 보장할지가 정해져 있지 않았습니다.</w:t>
+        <w:t xml:space="preserve"> : 형식이 매번 다른 LLM 출력을 화면에서 어디까지 보장할지가 정해져 있지 않았습니다.</w:t>
       </w:r>
     </w:p>
     <w:p>
@@ -6060,7 +6060,7 @@
           <w:sz w:val="19"/>
           <w:szCs w:val="19"/>
         </w:rPr>
-        <w:t xml:space="preserve"> : 구현에 앞서 응답 형식·스트리밍·오류 정책을 합의하고, 오류를 4유형으로 나눠 복구 흐름부터 설계했습니다.</w:t>
+        <w:t xml:space="preserve"> : 구현에 앞서 응답 형식·스트리밍·오류 정책을 합의하고, 오류를 4유형으로 나눠 복구 흐름을 설계하며 프롬프트·컨텍스트·검증 하네스를 맡았습니다.</w:t>
       </w:r>
     </w:p>
     <w:p>
@@ -6154,7 +6154,7 @@
         <w:wordWrap/>
         <w:autoSpaceDE w:val="0"/>
         <w:autoSpaceDN w:val="0"/>
-        <w:spacing w:before="60" w:after="0" w:line="259" w:lineRule="auto"/>
+        <w:spacing w:before="40" w:after="0" w:line="259" w:lineRule="auto"/>
         <w:ind w:left="420"/>
         <w:jc w:val="left"/>
         <w:textAlignment w:val="baseline"/>
@@ -6175,7 +6175,7 @@
         <w:wordWrap/>
         <w:autoSpaceDE w:val="0"/>
         <w:autoSpaceDN w:val="0"/>
-        <w:spacing w:before="160" w:after="20" w:line="259" w:lineRule="auto"/>
+        <w:spacing w:before="130" w:after="20" w:line="259" w:lineRule="auto"/>
         <w:ind w:left="200" w:hanging="200"/>
         <w:jc w:val="left"/>
         <w:textAlignment w:val="baseline"/>
@@ -6267,7 +6267,7 @@
           <w:sz w:val="19"/>
           <w:szCs w:val="19"/>
         </w:rPr>
-        <w:t xml:space="preserve"> : MCP 서버와 검증 도구를 직접 만들어 사람이 판정하던 기준을 자동 실행 체계로 옮기고, E2E를 배포 필수 게이트로 편입했습니다.</w:t>
+        <w:t xml:space="preserve"> : 사내 문서 검색·테스트 도구 호출용 MCP 서버와 검증 도구를 직접 개발·수정해 사람이 판정하던 기준을 자동 실행 체계로 옮기고, E2E를 배포 필수 게이트로 편입했습니다.</w:t>
       </w:r>
     </w:p>
     <w:p>
@@ -6332,7 +6332,7 @@
         <w:wordWrap/>
         <w:autoSpaceDE w:val="0"/>
         <w:autoSpaceDN w:val="0"/>
-        <w:spacing w:before="60" w:after="0" w:line="259" w:lineRule="auto"/>
+        <w:spacing w:before="40" w:after="0" w:line="259" w:lineRule="auto"/>
         <w:ind w:left="420"/>
         <w:jc w:val="left"/>
         <w:textAlignment w:val="baseline"/>
@@ -6353,7 +6353,7 @@
         <w:wordWrap/>
         <w:autoSpaceDE w:val="0"/>
         <w:autoSpaceDN w:val="0"/>
-        <w:spacing w:before="160" w:after="20" w:line="259" w:lineRule="auto"/>
+        <w:spacing w:before="130" w:after="20" w:line="259" w:lineRule="auto"/>
         <w:ind w:left="200" w:hanging="200"/>
         <w:jc w:val="left"/>
         <w:textAlignment w:val="baseline"/>
@@ -6416,7 +6416,7 @@
           <w:sz w:val="19"/>
           <w:szCs w:val="19"/>
         </w:rPr>
-        <w:t xml:space="preserve"> : AI를 붙이기 전에 현업이 머릿속으로만 하던 절차를 먼저 기능으로 옮겨야 한다고 봤습니다.</w:t>
+        <w:t xml:space="preserve"> : AI를 붙이기 전에 현업이 머릿속으로만 하던 절차를 먼저 기능으로 옮겨야 한다고 보고, 부서 협업으로 요구사항 분석·기능 설계를 수행했습니다.</w:t>
       </w:r>
     </w:p>
     <w:p>
@@ -6424,7 +6424,7 @@
         <w:wordWrap/>
         <w:autoSpaceDE w:val="0"/>
         <w:autoSpaceDN w:val="0"/>
-        <w:spacing w:before="0" w:after="80" w:line="259" w:lineRule="auto"/>
+        <w:spacing w:before="0" w:after="60" w:line="259" w:lineRule="auto"/>
         <w:ind w:left="990" w:hanging="530"/>
         <w:jc w:val="left"/>
         <w:textAlignment w:val="baseline"/>
@@ -6454,7 +6454,7 @@
         <w:wordWrap/>
         <w:autoSpaceDE w:val="0"/>
         <w:autoSpaceDN w:val="0"/>
-        <w:spacing w:before="160" w:after="20" w:line="259" w:lineRule="auto"/>
+        <w:spacing w:before="130" w:after="20" w:line="259" w:lineRule="auto"/>
         <w:ind w:left="200" w:hanging="200"/>
         <w:jc w:val="left"/>
         <w:textAlignment w:val="baseline"/>
@@ -6582,7 +6582,7 @@
         <w:wordWrap/>
         <w:autoSpaceDE w:val="0"/>
         <w:autoSpaceDN w:val="0"/>
-        <w:spacing w:before="60" w:after="0" w:line="259" w:lineRule="auto"/>
+        <w:spacing w:before="40" w:after="0" w:line="259" w:lineRule="auto"/>
         <w:ind w:left="420"/>
         <w:jc w:val="left"/>
         <w:textAlignment w:val="baseline"/>
@@ -6602,7 +6602,7 @@
         <w:wordWrap/>
         <w:autoSpaceDE w:val="0"/>
         <w:autoSpaceDN w:val="0"/>
-        <w:spacing w:before="140" w:after="0" w:line="259" w:lineRule="auto"/>
+        <w:spacing w:before="90" w:after="0" w:line="259" w:lineRule="auto"/>
         <w:ind w:left="200" w:hanging="200"/>
         <w:jc w:val="left"/>
         <w:textAlignment w:val="baseline"/>
@@ -6613,18 +6613,8 @@
           <w:sz w:val="19"/>
           <w:szCs w:val="19"/>
         </w:rPr>
-        <w:t xml:space="preserve">[이직사유] 재직 중 — AI 소프트웨어 설계·구현과 AX 기획 경험을, 현업이 매일 쓰는 AI 에이전트·워크플로우 개발로 넓히고자 지원합니다.</w:t>
-      </w:r>
-    </w:p>
-    <w:p>
-      <w:pPr>
-        <w:wordWrap/>
-        <w:autoSpaceDE w:val="0"/>
-        <w:autoSpaceDN w:val="0"/>
-        <w:spacing w:before="0" w:after="0" w:line="259" w:lineRule="auto"/>
-        <w:jc w:val="left"/>
-        <w:textAlignment w:val="baseline"/>
-      </w:pPr>
+        <w:t xml:space="preserve">[이직사유] 재직 중 — AI 소프트웨어 설계·구현과 건강관리실·검진센터 AX 기획 경험을, 현업이 매일 쓰는 AI 에이전트·워크플로우 개발로 넓히고자 지원합니다.</w:t>
+      </w:r>
     </w:p>
     <w:p>
       <w:pPr>
@@ -6632,7 +6622,7 @@
         <w:wordWrap/>
         <w:autoSpaceDE w:val="0"/>
         <w:autoSpaceDN w:val="0"/>
-        <w:spacing w:before="140" w:after="60" w:line="259" w:lineRule="auto"/>
+        <w:spacing w:before="260" w:after="60" w:line="259" w:lineRule="auto"/>
         <w:jc w:val="left"/>
         <w:textAlignment w:val="baseline"/>
       </w:pPr>
@@ -6695,7 +6685,7 @@
         <w:wordWrap/>
         <w:autoSpaceDE w:val="0"/>
         <w:autoSpaceDN w:val="0"/>
-        <w:spacing w:before="160" w:after="20" w:line="259" w:lineRule="auto"/>
+        <w:spacing w:before="130" w:after="20" w:line="259" w:lineRule="auto"/>
         <w:ind w:left="200" w:hanging="200"/>
         <w:jc w:val="left"/>
         <w:textAlignment w:val="baseline"/>
@@ -6758,7 +6748,7 @@
           <w:sz w:val="19"/>
           <w:szCs w:val="19"/>
         </w:rPr>
-        <w:t xml:space="preserve"> : 서버·DB 튜닝과 렌더링 최적화, 한국 웹 Next.js 전환 6인 팀 견인, 일본 본사와 일본어 협업</w:t>
+        <w:t xml:space="preserve"> : 서버·DB 튜닝과 렌더링 최적화, 일본 본사 설계 아키텍처 위에서 한국 웹 Next.js 전환 6인 팀 리드, 일본어 협업</w:t>
       </w:r>
     </w:p>
     <w:p>
@@ -6787,7 +6777,7 @@
           <w:sz w:val="19"/>
           <w:szCs w:val="19"/>
         </w:rPr>
-        <w:t xml:space="preserve"> : 느리다는 말 대신 API 응답과 화면 노출 시점을 나눠 재서 병목을 특정하고, 렌더링과 DB 양쪽에서 손봤습니다.</w:t>
+        <w:t xml:space="preserve"> : 느리다는 말 대신 API 응답과 화면 노출 시점을 나눠 재서, 목록 검색은 FlatList 가상화·재렌더링 제거로, 대시보드는 DB 인덱싱·응답 필드 축소로 각각 줄였습니다.</w:t>
       </w:r>
     </w:p>
     <w:p>
@@ -6860,7 +6850,7 @@
         <w:wordWrap/>
         <w:autoSpaceDE w:val="0"/>
         <w:autoSpaceDN w:val="0"/>
-        <w:spacing w:before="60" w:after="0" w:line="259" w:lineRule="auto"/>
+        <w:spacing w:before="40" w:after="0" w:line="259" w:lineRule="auto"/>
         <w:ind w:left="420"/>
         <w:jc w:val="left"/>
         <w:textAlignment w:val="baseline"/>
@@ -6880,7 +6870,7 @@
         <w:wordWrap/>
         <w:autoSpaceDE w:val="0"/>
         <w:autoSpaceDN w:val="0"/>
-        <w:spacing w:before="140" w:after="0" w:line="259" w:lineRule="auto"/>
+        <w:spacing w:before="90" w:after="0" w:line="259" w:lineRule="auto"/>
         <w:ind w:left="200" w:hanging="200"/>
         <w:jc w:val="left"/>
         <w:textAlignment w:val="baseline"/>

--- a/outputs/정다훈(만35세)_AI개발_지오영_(주)피플렙_임덕빈2026.docx
+++ b/outputs/정다훈(만35세)_AI개발_지오영_(주)피플렙_임덕빈2026.docx
@@ -6010,11 +6010,19 @@
         <w:wordWrap/>
         <w:autoSpaceDE w:val="0"/>
         <w:autoSpaceDN w:val="0"/>
-        <w:spacing w:before="0" w:after="30" w:line="259" w:lineRule="auto"/>
-        <w:ind w:left="990" w:hanging="530"/>
+        <w:spacing w:before="0" w:after="20" w:line="259" w:lineRule="auto"/>
+        <w:ind w:left="420" w:hanging="180"/>
         <w:jc w:val="left"/>
         <w:textAlignment w:val="baseline"/>
       </w:pPr>
+      <w:r>
+        <w:rPr>
+          <w:rFonts w:asciiTheme="minorHAnsi" w:eastAsiaTheme="minorHAnsi" w:hAnsiTheme="minorHAnsi" w:cs="Arial" w:hint="eastAsia"/>
+          <w:sz w:val="19"/>
+          <w:szCs w:val="19"/>
+        </w:rPr>
+        <w:t xml:space="preserve">→ 10주 만에 임직원 </w:t>
+      </w:r>
       <w:r>
         <w:rPr>
           <w:rFonts w:asciiTheme="minorHAnsi" w:eastAsiaTheme="minorHAnsi" w:hAnsiTheme="minorHAnsi" w:cs="Arial" w:hint="eastAsia"/>
@@ -6023,15 +6031,7 @@
           <w:sz w:val="19"/>
           <w:szCs w:val="19"/>
         </w:rPr>
-        <w:t xml:space="preserve">과제</w:t>
-      </w:r>
-      <w:r>
-        <w:rPr>
-          <w:rFonts w:asciiTheme="minorHAnsi" w:eastAsiaTheme="minorHAnsi" w:hAnsiTheme="minorHAnsi" w:cs="Arial" w:hint="eastAsia"/>
-          <w:sz w:val="19"/>
-          <w:szCs w:val="19"/>
-        </w:rPr>
-        <w:t xml:space="preserve"> : 형식이 매번 다른 LLM 출력을 화면에서 어디까지 보장할지가 정해져 있지 않았습니다.</w:t>
+        <w:t xml:space="preserve">3,493명 실서비스 전환</w:t>
       </w:r>
     </w:p>
     <w:p>
@@ -6039,11 +6039,19 @@
         <w:wordWrap/>
         <w:autoSpaceDE w:val="0"/>
         <w:autoSpaceDN w:val="0"/>
-        <w:spacing w:before="0" w:after="30" w:line="259" w:lineRule="auto"/>
-        <w:ind w:left="990" w:hanging="530"/>
+        <w:spacing w:before="0" w:after="90" w:line="259" w:lineRule="auto"/>
+        <w:ind w:left="420" w:hanging="180"/>
         <w:jc w:val="left"/>
         <w:textAlignment w:val="baseline"/>
       </w:pPr>
+      <w:r>
+        <w:rPr>
+          <w:rFonts w:asciiTheme="minorHAnsi" w:eastAsiaTheme="minorHAnsi" w:hAnsiTheme="minorHAnsi" w:cs="Arial" w:hint="eastAsia"/>
+          <w:sz w:val="19"/>
+          <w:szCs w:val="19"/>
+        </w:rPr>
+        <w:t xml:space="preserve">→ 400건 발화 검증 기준 답변 화면 정상 출력률 </w:t>
+      </w:r>
       <w:r>
         <w:rPr>
           <w:rFonts w:asciiTheme="minorHAnsi" w:eastAsiaTheme="minorHAnsi" w:hAnsiTheme="minorHAnsi" w:cs="Arial" w:hint="eastAsia"/>
@@ -6052,15 +6060,7 @@
           <w:sz w:val="19"/>
           <w:szCs w:val="19"/>
         </w:rPr>
-        <w:t xml:space="preserve">판단</w:t>
-      </w:r>
-      <w:r>
-        <w:rPr>
-          <w:rFonts w:asciiTheme="minorHAnsi" w:eastAsiaTheme="minorHAnsi" w:hAnsiTheme="minorHAnsi" w:cs="Arial" w:hint="eastAsia"/>
-          <w:sz w:val="19"/>
-          <w:szCs w:val="19"/>
-        </w:rPr>
-        <w:t xml:space="preserve"> : 구현에 앞서 응답 형식·스트리밍·오류 정책을 합의하고, 오류를 4유형으로 나눠 복구 흐름을 설계하며 프롬프트·컨텍스트·검증 하네스를 맡았습니다.</w:t>
+        <w:t xml:space="preserve">100%</w:t>
       </w:r>
     </w:p>
     <w:p>
@@ -6068,11 +6068,19 @@
         <w:wordWrap/>
         <w:autoSpaceDE w:val="0"/>
         <w:autoSpaceDN w:val="0"/>
-        <w:spacing w:before="0" w:after="30" w:line="259" w:lineRule="auto"/>
-        <w:ind w:left="990" w:hanging="530"/>
+        <w:spacing w:before="0" w:after="20" w:line="259" w:lineRule="auto"/>
+        <w:ind w:left="460" w:hanging="200"/>
         <w:jc w:val="left"/>
         <w:textAlignment w:val="baseline"/>
       </w:pPr>
+      <w:r>
+        <w:rPr>
+          <w:rFonts w:asciiTheme="minorHAnsi" w:eastAsiaTheme="minorHAnsi" w:hAnsiTheme="minorHAnsi" w:cs="Arial" w:hint="eastAsia"/>
+          <w:sz w:val="19"/>
+          <w:szCs w:val="19"/>
+        </w:rPr>
+        <w:t xml:space="preserve">- 과제 : 형식이 매번 다른 LLM 출력을 </w:t>
+      </w:r>
       <w:r>
         <w:rPr>
           <w:rFonts w:asciiTheme="minorHAnsi" w:eastAsiaTheme="minorHAnsi" w:hAnsiTheme="minorHAnsi" w:cs="Arial" w:hint="eastAsia"/>
@@ -6081,7 +6089,7 @@
           <w:sz w:val="19"/>
           <w:szCs w:val="19"/>
         </w:rPr>
-        <w:t xml:space="preserve">성과</w:t>
+        <w:t xml:space="preserve">화면에서 어디까지 보장할지</w:t>
       </w:r>
       <w:r>
         <w:rPr>
@@ -6089,7 +6097,26 @@
           <w:sz w:val="19"/>
           <w:szCs w:val="19"/>
         </w:rPr>
-        <w:t xml:space="preserve"> : 10주 만에 임직원 </w:t>
+        <w:t xml:space="preserve"> 기준이 정해져 있지 않았음</w:t>
+      </w:r>
+    </w:p>
+    <w:p>
+      <w:pPr>
+        <w:wordWrap/>
+        <w:autoSpaceDE w:val="0"/>
+        <w:autoSpaceDN w:val="0"/>
+        <w:spacing w:before="0" w:after="20" w:line="259" w:lineRule="auto"/>
+        <w:ind w:left="460" w:hanging="200"/>
+        <w:jc w:val="left"/>
+        <w:textAlignment w:val="baseline"/>
+      </w:pPr>
+      <w:r>
+        <w:rPr>
+          <w:rFonts w:asciiTheme="minorHAnsi" w:eastAsiaTheme="minorHAnsi" w:hAnsiTheme="minorHAnsi" w:cs="Arial" w:hint="eastAsia"/>
+          <w:sz w:val="19"/>
+          <w:szCs w:val="19"/>
+        </w:rPr>
+        <w:t xml:space="preserve">- 전제 선합의 : 구현에 앞서 </w:t>
       </w:r>
       <w:r>
         <w:rPr>
@@ -6099,15 +6126,26 @@
           <w:sz w:val="19"/>
           <w:szCs w:val="19"/>
         </w:rPr>
-        <w:t xml:space="preserve">3,493명 실서비스 전환</w:t>
-      </w:r>
+        <w:t xml:space="preserve">응답 형식·스트리밍·오류 정책을 AI 개발자와 먼저 합의</w:t>
+      </w:r>
+    </w:p>
+    <w:p>
+      <w:pPr>
+        <w:wordWrap/>
+        <w:autoSpaceDE w:val="0"/>
+        <w:autoSpaceDN w:val="0"/>
+        <w:spacing w:before="0" w:after="20" w:line="259" w:lineRule="auto"/>
+        <w:ind w:left="460" w:hanging="200"/>
+        <w:jc w:val="left"/>
+        <w:textAlignment w:val="baseline"/>
+      </w:pPr>
       <w:r>
         <w:rPr>
           <w:rFonts w:asciiTheme="minorHAnsi" w:eastAsiaTheme="minorHAnsi" w:hAnsiTheme="minorHAnsi" w:cs="Arial" w:hint="eastAsia"/>
           <w:sz w:val="19"/>
           <w:szCs w:val="19"/>
         </w:rPr>
-        <w:t xml:space="preserve">, 400건 발화 검증 기준 답변 화면 정상 출력률 </w:t>
+        <w:t xml:space="preserve">- 본인 담당 : LLM API 연동 릴레이 서버·API 구축 참여(Python), </w:t>
       </w:r>
       <w:r>
         <w:rPr>
@@ -6117,7 +6155,7 @@
           <w:sz w:val="19"/>
           <w:szCs w:val="19"/>
         </w:rPr>
-        <w:t xml:space="preserve">100%</w:t>
+        <w:t xml:space="preserve">프롬프트·컨텍스트·검증 하네스</w:t>
       </w:r>
     </w:p>
     <w:p>
@@ -6125,11 +6163,19 @@
         <w:wordWrap/>
         <w:autoSpaceDE w:val="0"/>
         <w:autoSpaceDN w:val="0"/>
-        <w:spacing w:before="0" w:after="30" w:line="259" w:lineRule="auto"/>
-        <w:ind w:left="990" w:hanging="530"/>
+        <w:spacing w:before="0" w:after="20" w:line="259" w:lineRule="auto"/>
+        <w:ind w:left="460" w:hanging="200"/>
         <w:jc w:val="left"/>
         <w:textAlignment w:val="baseline"/>
       </w:pPr>
+      <w:r>
+        <w:rPr>
+          <w:rFonts w:asciiTheme="minorHAnsi" w:eastAsiaTheme="minorHAnsi" w:hAnsiTheme="minorHAnsi" w:cs="Arial" w:hint="eastAsia"/>
+          <w:sz w:val="19"/>
+          <w:szCs w:val="19"/>
+        </w:rPr>
+        <w:t xml:space="preserve">- 오류 복구 설계 : </w:t>
+      </w:r>
       <w:r>
         <w:rPr>
           <w:rFonts w:asciiTheme="minorHAnsi" w:eastAsiaTheme="minorHAnsi" w:hAnsiTheme="minorHAnsi" w:cs="Arial" w:hint="eastAsia"/>
@@ -6138,7 +6184,7 @@
           <w:sz w:val="19"/>
           <w:szCs w:val="19"/>
         </w:rPr>
-        <w:t xml:space="preserve">이후</w:t>
+        <w:t xml:space="preserve">오류를 4유형으로 분류</w:t>
       </w:r>
       <w:r>
         <w:rPr>
@@ -6146,7 +6192,44 @@
           <w:sz w:val="19"/>
           <w:szCs w:val="19"/>
         </w:rPr>
-        <w:t xml:space="preserve"> : 서브에이전트 18개 구조의 v2 전환 연구에 참여 — RAG·VectorDB 구현은 LLM 개발자 담당</w:t>
+        <w:t xml:space="preserve">해 XSS·404/500 가드레일과 복구 흐름 구성</w:t>
+      </w:r>
+    </w:p>
+    <w:p>
+      <w:pPr>
+        <w:wordWrap/>
+        <w:autoSpaceDE w:val="0"/>
+        <w:autoSpaceDN w:val="0"/>
+        <w:spacing w:before="0" w:after="20" w:line="259" w:lineRule="auto"/>
+        <w:ind w:left="460" w:hanging="200"/>
+        <w:jc w:val="left"/>
+        <w:textAlignment w:val="baseline"/>
+      </w:pPr>
+      <w:r>
+        <w:rPr>
+          <w:rFonts w:asciiTheme="minorHAnsi" w:eastAsiaTheme="minorHAnsi" w:hAnsiTheme="minorHAnsi" w:cs="Arial" w:hint="eastAsia"/>
+          <w:sz w:val="19"/>
+          <w:szCs w:val="19"/>
+        </w:rPr>
+        <w:t xml:space="preserve">- 이후 v2 전환 : 서브에이전트 18개 구조 연구에 </w:t>
+      </w:r>
+      <w:r>
+        <w:rPr>
+          <w:rFonts w:asciiTheme="minorHAnsi" w:eastAsiaTheme="minorHAnsi" w:hAnsiTheme="minorHAnsi" w:cs="Arial" w:hint="eastAsia"/>
+          <w:b/>
+          <w:bCs/>
+          <w:sz w:val="19"/>
+          <w:szCs w:val="19"/>
+        </w:rPr>
+        <w:t xml:space="preserve">오케스트레이션 설계 논의로 참여</w:t>
+      </w:r>
+      <w:r>
+        <w:rPr>
+          <w:rFonts w:asciiTheme="minorHAnsi" w:eastAsiaTheme="minorHAnsi" w:hAnsiTheme="minorHAnsi" w:cs="Arial" w:hint="eastAsia"/>
+          <w:sz w:val="19"/>
+          <w:szCs w:val="19"/>
+        </w:rPr>
+        <w:t xml:space="preserve"> — RAG·VectorDB 구현은 LLM 개발자 담당</w:t>
       </w:r>
     </w:p>
     <w:p>
@@ -6217,11 +6300,19 @@
         <w:wordWrap/>
         <w:autoSpaceDE w:val="0"/>
         <w:autoSpaceDN w:val="0"/>
-        <w:spacing w:before="0" w:after="30" w:line="259" w:lineRule="auto"/>
-        <w:ind w:left="990" w:hanging="530"/>
+        <w:spacing w:before="0" w:after="20" w:line="259" w:lineRule="auto"/>
+        <w:ind w:left="420" w:hanging="180"/>
         <w:jc w:val="left"/>
         <w:textAlignment w:val="baseline"/>
       </w:pPr>
+      <w:r>
+        <w:rPr>
+          <w:rFonts w:asciiTheme="minorHAnsi" w:eastAsiaTheme="minorHAnsi" w:hAnsiTheme="minorHAnsi" w:cs="Arial" w:hint="eastAsia"/>
+          <w:sz w:val="19"/>
+          <w:szCs w:val="19"/>
+        </w:rPr>
+        <w:t xml:space="preserve">→ 개발 표준·검증 체계가 </w:t>
+      </w:r>
       <w:r>
         <w:rPr>
           <w:rFonts w:asciiTheme="minorHAnsi" w:eastAsiaTheme="minorHAnsi" w:hAnsiTheme="minorHAnsi" w:cs="Arial" w:hint="eastAsia"/>
@@ -6230,7 +6321,7 @@
           <w:sz w:val="19"/>
           <w:szCs w:val="19"/>
         </w:rPr>
-        <w:t xml:space="preserve">과제</w:t>
+        <w:t xml:space="preserve">10명 팀 전원 정착</w:t>
       </w:r>
       <w:r>
         <w:rPr>
@@ -6238,7 +6329,7 @@
           <w:sz w:val="19"/>
           <w:szCs w:val="19"/>
         </w:rPr>
-        <w:t xml:space="preserve"> : AI 코딩 에이전트 도입 후 병목은 생성 속도가 아니라 생성된 코드를 무엇으로 믿을지였습니다.</w:t>
+        <w:t xml:space="preserve"> — 담당자 부재 시에도 동일 기준으로 검증·배포 가능한 체계</w:t>
       </w:r>
     </w:p>
     <w:p>
@@ -6246,11 +6337,19 @@
         <w:wordWrap/>
         <w:autoSpaceDE w:val="0"/>
         <w:autoSpaceDN w:val="0"/>
-        <w:spacing w:before="0" w:after="30" w:line="259" w:lineRule="auto"/>
-        <w:ind w:left="990" w:hanging="530"/>
+        <w:spacing w:before="0" w:after="90" w:line="259" w:lineRule="auto"/>
+        <w:ind w:left="420" w:hanging="180"/>
         <w:jc w:val="left"/>
         <w:textAlignment w:val="baseline"/>
       </w:pPr>
+      <w:r>
+        <w:rPr>
+          <w:rFonts w:asciiTheme="minorHAnsi" w:eastAsiaTheme="minorHAnsi" w:hAnsiTheme="minorHAnsi" w:cs="Arial" w:hint="eastAsia"/>
+          <w:sz w:val="19"/>
+          <w:szCs w:val="19"/>
+        </w:rPr>
+        <w:t xml:space="preserve">→ 비즈36.5 React 전환 6주 → </w:t>
+      </w:r>
       <w:r>
         <w:rPr>
           <w:rFonts w:asciiTheme="minorHAnsi" w:eastAsiaTheme="minorHAnsi" w:hAnsiTheme="minorHAnsi" w:cs="Arial" w:hint="eastAsia"/>
@@ -6259,7 +6358,7 @@
           <w:sz w:val="19"/>
           <w:szCs w:val="19"/>
         </w:rPr>
-        <w:t xml:space="preserve">판단</w:t>
+        <w:t xml:space="preserve">2주</w:t>
       </w:r>
       <w:r>
         <w:rPr>
@@ -6267,7 +6366,7 @@
           <w:sz w:val="19"/>
           <w:szCs w:val="19"/>
         </w:rPr>
-        <w:t xml:space="preserve"> : 사내 문서 검색·테스트 도구 호출용 MCP 서버와 검증 도구를 직접 개발·수정해 사람이 판정하던 기준을 자동 실행 체계로 옮기고, E2E를 배포 필수 게이트로 편입했습니다.</w:t>
+        <w:t xml:space="preserve">(하네스 전제 설계)</w:t>
       </w:r>
     </w:p>
     <w:p>
@@ -6275,11 +6374,19 @@
         <w:wordWrap/>
         <w:autoSpaceDE w:val="0"/>
         <w:autoSpaceDN w:val="0"/>
-        <w:spacing w:before="0" w:after="30" w:line="259" w:lineRule="auto"/>
-        <w:ind w:left="990" w:hanging="530"/>
+        <w:spacing w:before="0" w:after="20" w:line="259" w:lineRule="auto"/>
+        <w:ind w:left="460" w:hanging="200"/>
         <w:jc w:val="left"/>
         <w:textAlignment w:val="baseline"/>
       </w:pPr>
+      <w:r>
+        <w:rPr>
+          <w:rFonts w:asciiTheme="minorHAnsi" w:eastAsiaTheme="minorHAnsi" w:hAnsiTheme="minorHAnsi" w:cs="Arial" w:hint="eastAsia"/>
+          <w:sz w:val="19"/>
+          <w:szCs w:val="19"/>
+        </w:rPr>
+        <w:t xml:space="preserve">- 과제 : AI 코딩 에이전트 도입 후 병목은 생성 속도가 아니라 </w:t>
+      </w:r>
       <w:r>
         <w:rPr>
           <w:rFonts w:asciiTheme="minorHAnsi" w:eastAsiaTheme="minorHAnsi" w:hAnsiTheme="minorHAnsi" w:cs="Arial" w:hint="eastAsia"/>
@@ -6288,7 +6395,7 @@
           <w:sz w:val="19"/>
           <w:szCs w:val="19"/>
         </w:rPr>
-        <w:t xml:space="preserve">성과</w:t>
+        <w:t xml:space="preserve">생성된 코드를 무엇으로 믿을지</w:t>
       </w:r>
       <w:r>
         <w:rPr>
@@ -6296,7 +6403,26 @@
           <w:sz w:val="19"/>
           <w:szCs w:val="19"/>
         </w:rPr>
-        <w:t xml:space="preserve"> : 개발 표준·검증 체계가 </w:t>
+        <w:t xml:space="preserve">였음</w:t>
+      </w:r>
+    </w:p>
+    <w:p>
+      <w:pPr>
+        <w:wordWrap/>
+        <w:autoSpaceDE w:val="0"/>
+        <w:autoSpaceDN w:val="0"/>
+        <w:spacing w:before="0" w:after="20" w:line="259" w:lineRule="auto"/>
+        <w:ind w:left="460" w:hanging="200"/>
+        <w:jc w:val="left"/>
+        <w:textAlignment w:val="baseline"/>
+      </w:pPr>
+      <w:r>
+        <w:rPr>
+          <w:rFonts w:asciiTheme="minorHAnsi" w:eastAsiaTheme="minorHAnsi" w:hAnsiTheme="minorHAnsi" w:cs="Arial" w:hint="eastAsia"/>
+          <w:sz w:val="19"/>
+          <w:szCs w:val="19"/>
+        </w:rPr>
+        <w:t xml:space="preserve">- 사내용 MCP 서버 2종 직접 개발·수정 : 문서·지식 검색용·테스트 도구 호출용, </w:t>
       </w:r>
       <w:r>
         <w:rPr>
@@ -6306,15 +6432,26 @@
           <w:sz w:val="19"/>
           <w:szCs w:val="19"/>
         </w:rPr>
-        <w:t xml:space="preserve">10명 팀 전원 정착</w:t>
-      </w:r>
+        <w:t xml:space="preserve">Claude Code·Codex에 연동</w:t>
+      </w:r>
+    </w:p>
+    <w:p>
+      <w:pPr>
+        <w:wordWrap/>
+        <w:autoSpaceDE w:val="0"/>
+        <w:autoSpaceDN w:val="0"/>
+        <w:spacing w:before="0" w:after="20" w:line="259" w:lineRule="auto"/>
+        <w:ind w:left="460" w:hanging="200"/>
+        <w:jc w:val="left"/>
+        <w:textAlignment w:val="baseline"/>
+      </w:pPr>
       <w:r>
         <w:rPr>
           <w:rFonts w:asciiTheme="minorHAnsi" w:eastAsiaTheme="minorHAnsi" w:hAnsiTheme="minorHAnsi" w:cs="Arial" w:hint="eastAsia"/>
           <w:sz w:val="19"/>
           <w:szCs w:val="19"/>
         </w:rPr>
-        <w:t xml:space="preserve">, 비즈36.5 React 전환 6주 → </w:t>
+        <w:t xml:space="preserve">- 검증 도구 직접 제작 : LLM 응답 회귀 검수·UI E2E(시각 회귀 임계값 2%), </w:t>
       </w:r>
       <w:r>
         <w:rPr>
@@ -6324,7 +6461,73 @@
           <w:sz w:val="19"/>
           <w:szCs w:val="19"/>
         </w:rPr>
-        <w:t xml:space="preserve">2주</w:t>
+        <w:t xml:space="preserve">E2E를 배포 필수 게이트로 편입</w:t>
+      </w:r>
+    </w:p>
+    <w:p>
+      <w:pPr>
+        <w:wordWrap/>
+        <w:autoSpaceDE w:val="0"/>
+        <w:autoSpaceDN w:val="0"/>
+        <w:spacing w:before="0" w:after="20" w:line="259" w:lineRule="auto"/>
+        <w:ind w:left="460" w:hanging="200"/>
+        <w:jc w:val="left"/>
+        <w:textAlignment w:val="baseline"/>
+      </w:pPr>
+      <w:r>
+        <w:rPr>
+          <w:rFonts w:asciiTheme="minorHAnsi" w:eastAsiaTheme="minorHAnsi" w:hAnsiTheme="minorHAnsi" w:cs="Arial" w:hint="eastAsia"/>
+          <w:sz w:val="19"/>
+          <w:szCs w:val="19"/>
+        </w:rPr>
+        <w:t xml:space="preserve">- 에러 분석 파이프라인 직접 구축 : PostHog 에러 → GitLab 소스 → </w:t>
+      </w:r>
+      <w:r>
+        <w:rPr>
+          <w:rFonts w:asciiTheme="minorHAnsi" w:eastAsiaTheme="minorHAnsi" w:hAnsiTheme="minorHAnsi" w:cs="Arial" w:hint="eastAsia"/>
+          <w:b/>
+          <w:bCs/>
+          <w:sz w:val="19"/>
+          <w:szCs w:val="19"/>
+        </w:rPr>
+        <w:t xml:space="preserve">GPT-4o 분석 리포트</w:t>
+      </w:r>
+      <w:r>
+        <w:rPr>
+          <w:rFonts w:asciiTheme="minorHAnsi" w:eastAsiaTheme="minorHAnsi" w:hAnsiTheme="minorHAnsi" w:cs="Arial" w:hint="eastAsia"/>
+          <w:sz w:val="19"/>
+          <w:szCs w:val="19"/>
+        </w:rPr>
+        <w:t xml:space="preserve">(TypeScript, CI 잡 정의·로컬 실행)</w:t>
+      </w:r>
+    </w:p>
+    <w:p>
+      <w:pPr>
+        <w:wordWrap/>
+        <w:autoSpaceDE w:val="0"/>
+        <w:autoSpaceDN w:val="0"/>
+        <w:spacing w:before="0" w:after="20" w:line="259" w:lineRule="auto"/>
+        <w:ind w:left="460" w:hanging="200"/>
+        <w:jc w:val="left"/>
+        <w:textAlignment w:val="baseline"/>
+      </w:pPr>
+      <w:r>
+        <w:rPr>
+          <w:rFonts w:asciiTheme="minorHAnsi" w:eastAsiaTheme="minorHAnsi" w:hAnsiTheme="minorHAnsi" w:cs="Arial" w:hint="eastAsia"/>
+          <w:sz w:val="19"/>
+          <w:szCs w:val="19"/>
+        </w:rPr>
+        <w:t xml:space="preserve">- 개발 표준·자산화 : 컨텍스트 관리·금지 패턴·보안·검증 절차 표준화, </w:t>
+      </w:r>
+      <w:r>
+        <w:rPr>
+          <w:rFonts w:asciiTheme="minorHAnsi" w:eastAsiaTheme="minorHAnsi" w:hAnsiTheme="minorHAnsi" w:cs="Arial" w:hint="eastAsia"/>
+          <w:b/>
+          <w:bCs/>
+          <w:sz w:val="19"/>
+          <w:szCs w:val="19"/>
+        </w:rPr>
+        <w:t xml:space="preserve">세미나 12회·기술 문서 48건</w:t>
       </w:r>
     </w:p>
     <w:p>
@@ -6395,11 +6598,19 @@
         <w:wordWrap/>
         <w:autoSpaceDE w:val="0"/>
         <w:autoSpaceDN w:val="0"/>
-        <w:spacing w:before="0" w:after="30" w:line="259" w:lineRule="auto"/>
-        <w:ind w:left="990" w:hanging="530"/>
+        <w:spacing w:before="0" w:after="90" w:line="259" w:lineRule="auto"/>
+        <w:ind w:left="420" w:hanging="180"/>
         <w:jc w:val="left"/>
         <w:textAlignment w:val="baseline"/>
       </w:pPr>
+      <w:r>
+        <w:rPr>
+          <w:rFonts w:asciiTheme="minorHAnsi" w:eastAsiaTheme="minorHAnsi" w:hAnsiTheme="minorHAnsi" w:cs="Arial" w:hint="eastAsia"/>
+          <w:sz w:val="19"/>
+          <w:szCs w:val="19"/>
+        </w:rPr>
+        <w:t xml:space="preserve">→ 동의서 시스템·검진 진행현황 </w:t>
+      </w:r>
       <w:r>
         <w:rPr>
           <w:rFonts w:asciiTheme="minorHAnsi" w:eastAsiaTheme="minorHAnsi" w:hAnsiTheme="minorHAnsi" w:cs="Arial" w:hint="eastAsia"/>
@@ -6408,7 +6619,7 @@
           <w:sz w:val="19"/>
           <w:szCs w:val="19"/>
         </w:rPr>
-        <w:t xml:space="preserve">판단</w:t>
+        <w:t xml:space="preserve">기획 확정</w:t>
       </w:r>
       <w:r>
         <w:rPr>
@@ -6416,7 +6627,7 @@
           <w:sz w:val="19"/>
           <w:szCs w:val="19"/>
         </w:rPr>
-        <w:t xml:space="preserve"> : AI를 붙이기 전에 현업이 머릿속으로만 하던 절차를 먼저 기능으로 옮겨야 한다고 보고, 부서 협업으로 요구사항 분석·기능 설계를 수행했습니다.</w:t>
+        <w:t xml:space="preserve">, 상세 기획 진행 중</w:t>
       </w:r>
     </w:p>
     <w:p>
@@ -6424,11 +6635,19 @@
         <w:wordWrap/>
         <w:autoSpaceDE w:val="0"/>
         <w:autoSpaceDN w:val="0"/>
-        <w:spacing w:before="0" w:after="60" w:line="259" w:lineRule="auto"/>
-        <w:ind w:left="990" w:hanging="530"/>
+        <w:spacing w:before="0" w:after="20" w:line="259" w:lineRule="auto"/>
+        <w:ind w:left="460" w:hanging="200"/>
         <w:jc w:val="left"/>
         <w:textAlignment w:val="baseline"/>
       </w:pPr>
+      <w:r>
+        <w:rPr>
+          <w:rFonts w:asciiTheme="minorHAnsi" w:eastAsiaTheme="minorHAnsi" w:hAnsiTheme="minorHAnsi" w:cs="Arial" w:hint="eastAsia"/>
+          <w:sz w:val="19"/>
+          <w:szCs w:val="19"/>
+        </w:rPr>
+        <w:t xml:space="preserve">- 판단 : AI를 붙이기 전에 </w:t>
+      </w:r>
       <w:r>
         <w:rPr>
           <w:rFonts w:asciiTheme="minorHAnsi" w:eastAsiaTheme="minorHAnsi" w:hAnsiTheme="minorHAnsi" w:cs="Arial" w:hint="eastAsia"/>
@@ -6437,7 +6656,7 @@
           <w:sz w:val="19"/>
           <w:szCs w:val="19"/>
         </w:rPr>
-        <w:t xml:space="preserve">성과</w:t>
+        <w:t xml:space="preserve">현업이 머릿속으로만 하던 절차를 먼저 기능으로 옮겨야 한다</w:t>
       </w:r>
       <w:r>
         <w:rPr>
@@ -6445,7 +6664,114 @@
           <w:sz w:val="19"/>
           <w:szCs w:val="19"/>
         </w:rPr>
-        <w:t xml:space="preserve"> : 동의서 시스템·검진 진행현황 기획 확정, 상세 기획 진행 중</w:t>
+        <w:t xml:space="preserve">고 봤음</w:t>
+      </w:r>
+    </w:p>
+    <w:p>
+      <w:pPr>
+        <w:wordWrap/>
+        <w:autoSpaceDE w:val="0"/>
+        <w:autoSpaceDN w:val="0"/>
+        <w:spacing w:before="0" w:after="20" w:line="259" w:lineRule="auto"/>
+        <w:ind w:left="460" w:hanging="200"/>
+        <w:jc w:val="left"/>
+        <w:textAlignment w:val="baseline"/>
+      </w:pPr>
+      <w:r>
+        <w:rPr>
+          <w:rFonts w:asciiTheme="minorHAnsi" w:eastAsiaTheme="minorHAnsi" w:hAnsiTheme="minorHAnsi" w:cs="Arial" w:hint="eastAsia"/>
+          <w:sz w:val="19"/>
+          <w:szCs w:val="19"/>
+        </w:rPr>
+        <w:t xml:space="preserve">- 동의서 시스템 기획 : 종이·엑셀 배포·회수·취합을 시스템으로 이전, </w:t>
+      </w:r>
+      <w:r>
+        <w:rPr>
+          <w:rFonts w:asciiTheme="minorHAnsi" w:eastAsiaTheme="minorHAnsi" w:hAnsiTheme="minorHAnsi" w:cs="Arial" w:hint="eastAsia"/>
+          <w:b/>
+          <w:bCs/>
+          <w:sz w:val="19"/>
+          <w:szCs w:val="19"/>
+        </w:rPr>
+        <w:t xml:space="preserve">법무 확인 항목 6건 정리</w:t>
+      </w:r>
+    </w:p>
+    <w:p>
+      <w:pPr>
+        <w:wordWrap/>
+        <w:autoSpaceDE w:val="0"/>
+        <w:autoSpaceDN w:val="0"/>
+        <w:spacing w:before="0" w:after="20" w:line="259" w:lineRule="auto"/>
+        <w:ind w:left="460" w:hanging="200"/>
+        <w:jc w:val="left"/>
+        <w:textAlignment w:val="baseline"/>
+      </w:pPr>
+      <w:r>
+        <w:rPr>
+          <w:rFonts w:asciiTheme="minorHAnsi" w:eastAsiaTheme="minorHAnsi" w:hAnsiTheme="minorHAnsi" w:cs="Arial" w:hint="eastAsia"/>
+          <w:sz w:val="19"/>
+          <w:szCs w:val="19"/>
+        </w:rPr>
+        <w:t xml:space="preserve">- 검진 진행현황 기획 : 수검률·퍼널·부서별 현황과 미수검자 독려, </w:t>
+      </w:r>
+      <w:r>
+        <w:rPr>
+          <w:rFonts w:asciiTheme="minorHAnsi" w:eastAsiaTheme="minorHAnsi" w:hAnsiTheme="minorHAnsi" w:cs="Arial" w:hint="eastAsia"/>
+          <w:b/>
+          <w:bCs/>
+          <w:sz w:val="19"/>
+          <w:szCs w:val="19"/>
+        </w:rPr>
+        <w:t xml:space="preserve">현장 피드백 반영해 판정 기준 확정</w:t>
+      </w:r>
+    </w:p>
+    <w:p>
+      <w:pPr>
+        <w:wordWrap/>
+        <w:autoSpaceDE w:val="0"/>
+        <w:autoSpaceDN w:val="0"/>
+        <w:spacing w:before="0" w:after="20" w:line="259" w:lineRule="auto"/>
+        <w:ind w:left="460" w:hanging="200"/>
+        <w:jc w:val="left"/>
+        <w:textAlignment w:val="baseline"/>
+      </w:pPr>
+      <w:r>
+        <w:rPr>
+          <w:rFonts w:asciiTheme="minorHAnsi" w:eastAsiaTheme="minorHAnsi" w:hAnsiTheme="minorHAnsi" w:cs="Arial" w:hint="eastAsia"/>
+          <w:sz w:val="19"/>
+          <w:szCs w:val="19"/>
+        </w:rPr>
+        <w:t xml:space="preserve">- 부서 협업 : 요구사항 분석·기능 설계를 수행하고 </w:t>
+      </w:r>
+      <w:r>
+        <w:rPr>
+          <w:rFonts w:asciiTheme="minorHAnsi" w:eastAsiaTheme="minorHAnsi" w:hAnsiTheme="minorHAnsi" w:cs="Arial" w:hint="eastAsia"/>
+          <w:b/>
+          <w:bCs/>
+          <w:sz w:val="19"/>
+          <w:szCs w:val="19"/>
+        </w:rPr>
+        <w:t xml:space="preserve">비개발 직군이 읽는 기획서로 협업</w:t>
+      </w:r>
+    </w:p>
+    <w:p>
+      <w:pPr>
+        <w:wordWrap/>
+        <w:autoSpaceDE w:val="0"/>
+        <w:autoSpaceDN w:val="0"/>
+        <w:spacing w:before="40" w:after="0" w:line="259" w:lineRule="auto"/>
+        <w:ind w:left="420"/>
+        <w:jc w:val="left"/>
+        <w:textAlignment w:val="baseline"/>
+      </w:pPr>
+      <w:r>
+        <w:rPr>
+          <w:rFonts w:asciiTheme="minorHAnsi" w:eastAsiaTheme="minorHAnsi" w:hAnsiTheme="minorHAnsi" w:cs="Arial" w:hint="eastAsia"/>
+          <w:color w:val="595959"/>
+          <w:sz w:val="17"/>
+          <w:szCs w:val="17"/>
+        </w:rPr>
+        <w:t xml:space="preserve">산출물 : 건강관리실 동의서 시스템 기획서 · 검진 진행현황 기획 플랜(2026.09)</w:t>
       </w:r>
     </w:p>
     <w:p>
@@ -6496,11 +6822,19 @@
         <w:wordWrap/>
         <w:autoSpaceDE w:val="0"/>
         <w:autoSpaceDN w:val="0"/>
-        <w:spacing w:before="0" w:after="30" w:line="259" w:lineRule="auto"/>
-        <w:ind w:left="990" w:hanging="530"/>
+        <w:spacing w:before="0" w:after="20" w:line="259" w:lineRule="auto"/>
+        <w:ind w:left="420" w:hanging="180"/>
         <w:jc w:val="left"/>
         <w:textAlignment w:val="baseline"/>
       </w:pPr>
+      <w:r>
+        <w:rPr>
+          <w:rFonts w:asciiTheme="minorHAnsi" w:eastAsiaTheme="minorHAnsi" w:hAnsiTheme="minorHAnsi" w:cs="Arial" w:hint="eastAsia"/>
+          <w:sz w:val="19"/>
+          <w:szCs w:val="19"/>
+        </w:rPr>
+        <w:t xml:space="preserve">→ 2019년 레거시 108개 페이지·82개 화면 </w:t>
+      </w:r>
       <w:r>
         <w:rPr>
           <w:rFonts w:asciiTheme="minorHAnsi" w:eastAsiaTheme="minorHAnsi" w:hAnsiTheme="minorHAnsi" w:cs="Arial" w:hint="eastAsia"/>
@@ -6509,15 +6843,7 @@
           <w:sz w:val="19"/>
           <w:szCs w:val="19"/>
         </w:rPr>
-        <w:t xml:space="preserve">판단</w:t>
-      </w:r>
-      <w:r>
-        <w:rPr>
-          <w:rFonts w:asciiTheme="minorHAnsi" w:eastAsiaTheme="minorHAnsi" w:hAnsiTheme="minorHAnsi" w:cs="Arial" w:hint="eastAsia"/>
-          <w:sz w:val="19"/>
-          <w:szCs w:val="19"/>
-        </w:rPr>
-        <w:t xml:space="preserve"> : 재작성과 공존의 비용을 저울질해 화면 단위 점진 전환을 택하고, 변경·장애 빈도로 순서를 정했습니다.</w:t>
+        <w:t xml:space="preserve">9주 내 단독 전환</w:t>
       </w:r>
     </w:p>
     <w:p>
@@ -6525,11 +6851,19 @@
         <w:wordWrap/>
         <w:autoSpaceDE w:val="0"/>
         <w:autoSpaceDN w:val="0"/>
-        <w:spacing w:before="0" w:after="30" w:line="259" w:lineRule="auto"/>
-        <w:ind w:left="990" w:hanging="530"/>
+        <w:spacing w:before="0" w:after="90" w:line="259" w:lineRule="auto"/>
+        <w:ind w:left="420" w:hanging="180"/>
         <w:jc w:val="left"/>
         <w:textAlignment w:val="baseline"/>
       </w:pPr>
+      <w:r>
+        <w:rPr>
+          <w:rFonts w:asciiTheme="minorHAnsi" w:eastAsiaTheme="minorHAnsi" w:hAnsiTheme="minorHAnsi" w:cs="Arial" w:hint="eastAsia"/>
+          <w:sz w:val="19"/>
+          <w:szCs w:val="19"/>
+        </w:rPr>
+        <w:t xml:space="preserve">→ 배포 리드타임 10분 → </w:t>
+      </w:r>
       <w:r>
         <w:rPr>
           <w:rFonts w:asciiTheme="minorHAnsi" w:eastAsiaTheme="minorHAnsi" w:hAnsiTheme="minorHAnsi" w:cs="Arial" w:hint="eastAsia"/>
@@ -6538,15 +6872,26 @@
           <w:sz w:val="19"/>
           <w:szCs w:val="19"/>
         </w:rPr>
-        <w:t xml:space="preserve">성과</w:t>
-      </w:r>
+        <w:t xml:space="preserve">2분(약 80%)</w:t>
+      </w:r>
+    </w:p>
+    <w:p>
+      <w:pPr>
+        <w:wordWrap/>
+        <w:autoSpaceDE w:val="0"/>
+        <w:autoSpaceDN w:val="0"/>
+        <w:spacing w:before="0" w:after="20" w:line="259" w:lineRule="auto"/>
+        <w:ind w:left="460" w:hanging="200"/>
+        <w:jc w:val="left"/>
+        <w:textAlignment w:val="baseline"/>
+      </w:pPr>
       <w:r>
         <w:rPr>
           <w:rFonts w:asciiTheme="minorHAnsi" w:eastAsiaTheme="minorHAnsi" w:hAnsiTheme="minorHAnsi" w:cs="Arial" w:hint="eastAsia"/>
           <w:sz w:val="19"/>
           <w:szCs w:val="19"/>
         </w:rPr>
-        <w:t xml:space="preserve"> : 2019년 레거시 108개 페이지·82개 화면 </w:t>
+        <w:t xml:space="preserve">- 점진 전환 구조 직접 설계 : 재작성 리스크와 jQuery 공존 비용을 저울질, </w:t>
       </w:r>
       <w:r>
         <w:rPr>
@@ -6556,15 +6901,26 @@
           <w:sz w:val="19"/>
           <w:szCs w:val="19"/>
         </w:rPr>
-        <w:t xml:space="preserve">9주 내 단독 전환</w:t>
-      </w:r>
+        <w:t xml:space="preserve">변경·장애 빈도 기준으로 순서 결정</w:t>
+      </w:r>
+    </w:p>
+    <w:p>
+      <w:pPr>
+        <w:wordWrap/>
+        <w:autoSpaceDE w:val="0"/>
+        <w:autoSpaceDN w:val="0"/>
+        <w:spacing w:before="0" w:after="20" w:line="259" w:lineRule="auto"/>
+        <w:ind w:left="460" w:hanging="200"/>
+        <w:jc w:val="left"/>
+        <w:textAlignment w:val="baseline"/>
+      </w:pPr>
       <w:r>
         <w:rPr>
           <w:rFonts w:asciiTheme="minorHAnsi" w:eastAsiaTheme="minorHAnsi" w:hAnsiTheme="minorHAnsi" w:cs="Arial" w:hint="eastAsia"/>
           <w:sz w:val="19"/>
           <w:szCs w:val="19"/>
         </w:rPr>
-        <w:t xml:space="preserve">, 배포 리드타임 10분 → </w:t>
+        <w:t xml:space="preserve">- 풀스택 End-to-End : 신규 기능 3건의 </w:t>
       </w:r>
       <w:r>
         <w:rPr>
@@ -6574,7 +6930,36 @@
           <w:sz w:val="19"/>
           <w:szCs w:val="19"/>
         </w:rPr>
-        <w:t xml:space="preserve">2분</w:t>
+        <w:t xml:space="preserve">MySQL 모델·Spring Boot·REST API·화면 직접 개발</w:t>
+      </w:r>
+    </w:p>
+    <w:p>
+      <w:pPr>
+        <w:wordWrap/>
+        <w:autoSpaceDE w:val="0"/>
+        <w:autoSpaceDN w:val="0"/>
+        <w:spacing w:before="0" w:after="20" w:line="259" w:lineRule="auto"/>
+        <w:ind w:left="460" w:hanging="200"/>
+        <w:jc w:val="left"/>
+        <w:textAlignment w:val="baseline"/>
+      </w:pPr>
+      <w:r>
+        <w:rPr>
+          <w:rFonts w:asciiTheme="minorHAnsi" w:eastAsiaTheme="minorHAnsi" w:hAnsiTheme="minorHAnsi" w:cs="Arial" w:hint="eastAsia"/>
+          <w:sz w:val="19"/>
+          <w:szCs w:val="19"/>
+        </w:rPr>
+        <w:t xml:space="preserve">- 배포 자동화 : Jenkins 파이프라인 전환, </w:t>
+      </w:r>
+      <w:r>
+        <w:rPr>
+          <w:rFonts w:asciiTheme="minorHAnsi" w:eastAsiaTheme="minorHAnsi" w:hAnsiTheme="minorHAnsi" w:cs="Arial" w:hint="eastAsia"/>
+          <w:b/>
+          <w:bCs/>
+          <w:sz w:val="19"/>
+          <w:szCs w:val="19"/>
+        </w:rPr>
+        <w:t xml:space="preserve">Docker Blue-Green 헬스체크 후 전환·이상 시 롤백</w:t>
       </w:r>
     </w:p>
     <w:p>
@@ -6727,11 +7112,19 @@
         <w:wordWrap/>
         <w:autoSpaceDE w:val="0"/>
         <w:autoSpaceDN w:val="0"/>
-        <w:spacing w:before="0" w:after="30" w:line="259" w:lineRule="auto"/>
-        <w:ind w:left="990" w:hanging="530"/>
+        <w:spacing w:before="0" w:after="20" w:line="259" w:lineRule="auto"/>
+        <w:ind w:left="420" w:hanging="180"/>
         <w:jc w:val="left"/>
         <w:textAlignment w:val="baseline"/>
       </w:pPr>
+      <w:r>
+        <w:rPr>
+          <w:rFonts w:asciiTheme="minorHAnsi" w:eastAsiaTheme="minorHAnsi" w:hAnsiTheme="minorHAnsi" w:cs="Arial" w:hint="eastAsia"/>
+          <w:sz w:val="19"/>
+          <w:szCs w:val="19"/>
+        </w:rPr>
+        <w:t xml:space="preserve">→ 대용량 대시보드 렌더링 2.5초 → </w:t>
+      </w:r>
       <w:r>
         <w:rPr>
           <w:rFonts w:asciiTheme="minorHAnsi" w:eastAsiaTheme="minorHAnsi" w:hAnsiTheme="minorHAnsi" w:cs="Arial" w:hint="eastAsia"/>
@@ -6740,7 +7133,7 @@
           <w:sz w:val="19"/>
           <w:szCs w:val="19"/>
         </w:rPr>
-        <w:t xml:space="preserve">역할</w:t>
+        <w:t xml:space="preserve">1초대</w:t>
       </w:r>
       <w:r>
         <w:rPr>
@@ -6748,7 +7141,17 @@
           <w:sz w:val="19"/>
           <w:szCs w:val="19"/>
         </w:rPr>
-        <w:t xml:space="preserve"> : 서버·DB 튜닝과 렌더링 최적화, 일본 본사 설계 아키텍처 위에서 한국 웹 Next.js 전환 6인 팀 리드, 일본어 협업</w:t>
+        <w:t xml:space="preserve">, 수만 건 목록 검색 5초 → </w:t>
+      </w:r>
+      <w:r>
+        <w:rPr>
+          <w:rFonts w:asciiTheme="minorHAnsi" w:eastAsiaTheme="minorHAnsi" w:hAnsiTheme="minorHAnsi" w:cs="Arial" w:hint="eastAsia"/>
+          <w:b/>
+          <w:bCs/>
+          <w:sz w:val="19"/>
+          <w:szCs w:val="19"/>
+        </w:rPr>
+        <w:t xml:space="preserve">1초</w:t>
       </w:r>
     </w:p>
     <w:p>
@@ -6756,11 +7159,19 @@
         <w:wordWrap/>
         <w:autoSpaceDE w:val="0"/>
         <w:autoSpaceDN w:val="0"/>
-        <w:spacing w:before="0" w:after="30" w:line="259" w:lineRule="auto"/>
-        <w:ind w:left="990" w:hanging="530"/>
+        <w:spacing w:before="0" w:after="90" w:line="259" w:lineRule="auto"/>
+        <w:ind w:left="420" w:hanging="180"/>
         <w:jc w:val="left"/>
         <w:textAlignment w:val="baseline"/>
       </w:pPr>
+      <w:r>
+        <w:rPr>
+          <w:rFonts w:asciiTheme="minorHAnsi" w:eastAsiaTheme="minorHAnsi" w:hAnsiTheme="minorHAnsi" w:cs="Arial" w:hint="eastAsia"/>
+          <w:sz w:val="19"/>
+          <w:szCs w:val="19"/>
+        </w:rPr>
+        <w:t xml:space="preserve">→ 한국 웹 PHP·jQuery → </w:t>
+      </w:r>
       <w:r>
         <w:rPr>
           <w:rFonts w:asciiTheme="minorHAnsi" w:eastAsiaTheme="minorHAnsi" w:hAnsiTheme="minorHAnsi" w:cs="Arial" w:hint="eastAsia"/>
@@ -6769,7 +7180,7 @@
           <w:sz w:val="19"/>
           <w:szCs w:val="19"/>
         </w:rPr>
-        <w:t xml:space="preserve">판단</w:t>
+        <w:t xml:space="preserve">Next.js·TypeScript 전면 전환 완료</w:t>
       </w:r>
       <w:r>
         <w:rPr>
@@ -6777,7 +7188,7 @@
           <w:sz w:val="19"/>
           <w:szCs w:val="19"/>
         </w:rPr>
-        <w:t xml:space="preserve"> : 느리다는 말 대신 API 응답과 화면 노출 시점을 나눠 재서, 목록 검색은 FlatList 가상화·재렌더링 제거로, 대시보드는 DB 인덱싱·응답 필드 축소로 각각 줄였습니다.</w:t>
+        <w:t xml:space="preserve">, 평균 로딩 약 50% 개선(GA 기준)</w:t>
       </w:r>
     </w:p>
     <w:p>
@@ -6785,11 +7196,19 @@
         <w:wordWrap/>
         <w:autoSpaceDE w:val="0"/>
         <w:autoSpaceDN w:val="0"/>
-        <w:spacing w:before="0" w:after="30" w:line="259" w:lineRule="auto"/>
-        <w:ind w:left="990" w:hanging="530"/>
+        <w:spacing w:before="0" w:after="20" w:line="259" w:lineRule="auto"/>
+        <w:ind w:left="460" w:hanging="200"/>
         <w:jc w:val="left"/>
         <w:textAlignment w:val="baseline"/>
       </w:pPr>
+      <w:r>
+        <w:rPr>
+          <w:rFonts w:asciiTheme="minorHAnsi" w:eastAsiaTheme="minorHAnsi" w:hAnsiTheme="minorHAnsi" w:cs="Arial" w:hint="eastAsia"/>
+          <w:sz w:val="19"/>
+          <w:szCs w:val="19"/>
+        </w:rPr>
+        <w:t xml:space="preserve">- 병목 특정 : 느리다는 말 대신 </w:t>
+      </w:r>
       <w:r>
         <w:rPr>
           <w:rFonts w:asciiTheme="minorHAnsi" w:eastAsiaTheme="minorHAnsi" w:hAnsiTheme="minorHAnsi" w:cs="Arial" w:hint="eastAsia"/>
@@ -6798,7 +7217,7 @@
           <w:sz w:val="19"/>
           <w:szCs w:val="19"/>
         </w:rPr>
-        <w:t xml:space="preserve">성과</w:t>
+        <w:t xml:space="preserve">API 응답과 화면 노출 시점을 나눠 측정</w:t>
       </w:r>
       <w:r>
         <w:rPr>
@@ -6806,7 +7225,26 @@
           <w:sz w:val="19"/>
           <w:szCs w:val="19"/>
         </w:rPr>
-        <w:t xml:space="preserve"> : 대시보드 2.5초 → </w:t>
+        <w:t xml:space="preserve">해 구간별로 접근</w:t>
+      </w:r>
+    </w:p>
+    <w:p>
+      <w:pPr>
+        <w:wordWrap/>
+        <w:autoSpaceDE w:val="0"/>
+        <w:autoSpaceDN w:val="0"/>
+        <w:spacing w:before="0" w:after="20" w:line="259" w:lineRule="auto"/>
+        <w:ind w:left="460" w:hanging="200"/>
+        <w:jc w:val="left"/>
+        <w:textAlignment w:val="baseline"/>
+      </w:pPr>
+      <w:r>
+        <w:rPr>
+          <w:rFonts w:asciiTheme="minorHAnsi" w:eastAsiaTheme="minorHAnsi" w:hAnsiTheme="minorHAnsi" w:cs="Arial" w:hint="eastAsia"/>
+          <w:sz w:val="19"/>
+          <w:szCs w:val="19"/>
+        </w:rPr>
+        <w:t xml:space="preserve">- 성능 개선 : 목록 검색은 </w:t>
       </w:r>
       <w:r>
         <w:rPr>
@@ -6816,7 +7254,7 @@
           <w:sz w:val="19"/>
           <w:szCs w:val="19"/>
         </w:rPr>
-        <w:t xml:space="preserve">1초대</w:t>
+        <w:t xml:space="preserve">FlatList 가상화·재렌더링 제거</w:t>
       </w:r>
       <w:r>
         <w:rPr>
@@ -6824,7 +7262,26 @@
           <w:sz w:val="19"/>
           <w:szCs w:val="19"/>
         </w:rPr>
-        <w:t xml:space="preserve">, 목록 검색 5초 → </w:t>
+        <w:t xml:space="preserve">, 대시보드는 Oracle 인덱싱·응답 필드 축소</w:t>
+      </w:r>
+    </w:p>
+    <w:p>
+      <w:pPr>
+        <w:wordWrap/>
+        <w:autoSpaceDE w:val="0"/>
+        <w:autoSpaceDN w:val="0"/>
+        <w:spacing w:before="0" w:after="20" w:line="259" w:lineRule="auto"/>
+        <w:ind w:left="460" w:hanging="200"/>
+        <w:jc w:val="left"/>
+        <w:textAlignment w:val="baseline"/>
+      </w:pPr>
+      <w:r>
+        <w:rPr>
+          <w:rFonts w:asciiTheme="minorHAnsi" w:eastAsiaTheme="minorHAnsi" w:hAnsiTheme="minorHAnsi" w:cs="Arial" w:hint="eastAsia"/>
+          <w:sz w:val="19"/>
+          <w:szCs w:val="19"/>
+        </w:rPr>
+        <w:t xml:space="preserve">- 레거시 전환 리드 : 일본 본사 설계 아키텍처 위에서 한국 웹 Next.js 전환 </w:t>
       </w:r>
       <w:r>
         <w:rPr>
@@ -6834,15 +7291,44 @@
           <w:sz w:val="19"/>
           <w:szCs w:val="19"/>
         </w:rPr>
-        <w:t xml:space="preserve">1초</w:t>
-      </w:r>
+        <w:t xml:space="preserve">6인 팀 리드</w:t>
+      </w:r>
+    </w:p>
+    <w:p>
+      <w:pPr>
+        <w:wordWrap/>
+        <w:autoSpaceDE w:val="0"/>
+        <w:autoSpaceDN w:val="0"/>
+        <w:spacing w:before="0" w:after="20" w:line="259" w:lineRule="auto"/>
+        <w:ind w:left="460" w:hanging="200"/>
+        <w:jc w:val="left"/>
+        <w:textAlignment w:val="baseline"/>
+      </w:pPr>
       <w:r>
         <w:rPr>
           <w:rFonts w:asciiTheme="minorHAnsi" w:eastAsiaTheme="minorHAnsi" w:hAnsiTheme="minorHAnsi" w:cs="Arial" w:hint="eastAsia"/>
           <w:sz w:val="19"/>
           <w:szCs w:val="19"/>
         </w:rPr>
-        <w:t xml:space="preserve">, 평균 로딩 약 50% 개선(GA 기준)</w:t>
+        <w:t xml:space="preserve">- 크로스보더 협업 : 일본 본사 개발자와 </w:t>
+      </w:r>
+      <w:r>
+        <w:rPr>
+          <w:rFonts w:asciiTheme="minorHAnsi" w:eastAsiaTheme="minorHAnsi" w:hAnsiTheme="minorHAnsi" w:cs="Arial" w:hint="eastAsia"/>
+          <w:b/>
+          <w:bCs/>
+          <w:sz w:val="19"/>
+          <w:szCs w:val="19"/>
+        </w:rPr>
+        <w:t xml:space="preserve">일본어로 직접 소통</w:t>
+      </w:r>
+      <w:r>
+        <w:rPr>
+          <w:rFonts w:asciiTheme="minorHAnsi" w:eastAsiaTheme="minorHAnsi" w:hAnsiTheme="minorHAnsi" w:cs="Arial" w:hint="eastAsia"/>
+          <w:sz w:val="19"/>
+          <w:szCs w:val="19"/>
+        </w:rPr>
+        <w:t xml:space="preserve">하며 전 지사 아키텍처 통일의 한국 파트 수행</w:t>
       </w:r>
     </w:p>
     <w:p>
@@ -7053,7 +7539,7 @@
           <w:sz w:val="20"/>
           <w:szCs w:val="20"/>
         </w:rPr>
-        <w:t xml:space="preserve">웹 서비스의 화면부터 서버·DB까지 전 구간을 개발해 온 6년차 풀스택 개발자입니다. 빅데이터분석기사 준비와 KT AICE 과정으로 ML·딥러닝을 학습하고, 업무 외 개인 프로토타입으로 Qdrant RAG·Python MCP 서버와 클라이언트·LLM 프로바이더 어댑터 보일러플레이트를 직접 만들어 본 뒤, 대웅 AI추진팀에서 </w:t>
+        <w:t xml:space="preserve">웹 서비스의 화면부터 서버·DB·배포까지 전 구간을 개발해 온 6년차 풀스택 개발자입니다. 빅데이터분석기사 준비와 KT AICE 과정으로 ML·딥러닝을 학습하고, 업무 외 개인 프로토타입으로 Qdrant 기반 RAG와 FastMCP 에이전트 서버·클라이언트, LLM 프로바이더 어댑터 SSE 챗봇을 직접 만들어 본 뒤, 대웅 AI추진팀에서 </w:t>
       </w:r>
       <w:r>
         <w:rPr>
@@ -7071,7 +7557,7 @@
           <w:sz w:val="20"/>
           <w:szCs w:val="20"/>
         </w:rPr>
-        <w:t xml:space="preserve">했습니다. LLM 자체를 연구하는 사람이 아니라, 소프트웨어를 아는 개발자로서 AI를 배워 실제로 쓰이는 제품과 일하는 방식을 만들어 왔습니다.</w:t>
+        <w:t xml:space="preserve">했습니다. LLM 자체를 연구하는 사람이 아니라, 소프트웨어를 아는 개발자로서 AI를 배워 실제로 쓰이는 제품을 만들어 온 사람입니다.</w:t>
       </w:r>
     </w:p>
     <w:p>
@@ -7092,7 +7578,7 @@
           <w:sz w:val="20"/>
           <w:szCs w:val="20"/>
         </w:rPr>
-        <w:t xml:space="preserve">새로운 기술을 개인의 노하우로 끝내지 않고, 팀이 반복해서 사용할 수 있는 기준으로 만드는 것이 강점입니다.</w:t>
+        <w:t xml:space="preserve">AI 건강검진 챗봇(AI코치)에서는 Python 기반 LLM API 연동 릴레이 서버·API 구축에 참여했고, 프롬프트·컨텍스트 구성과 검증 하네스를 맡았습니다.</w:t>
       </w:r>
       <w:r>
         <w:rPr>
@@ -7100,7 +7586,25 @@
           <w:sz w:val="20"/>
           <w:szCs w:val="20"/>
         </w:rPr>
-        <w:t xml:space="preserve"> AI 코딩 에이전트 도입 후 팀원마다 활용 방식과 검증 수준이 달라, 컨텍스트 관리·금지 패턴·보안·검증 절차를 AI 활용 개발 표준으로 설계해 사내 공식 문서로 채택시키고 10명 팀 전원이 같은 기준으로 개발·검증하도록 정착시켰습니다.</w:t>
+        <w:t xml:space="preserve"> 형식이 매번 다른 LLM 출력을 화면에서 어디까지 보장할지가 정해져 있지 않아, 구현에 앞서 AI 개발자와 응답 형식·스트리밍·오류 정책을 먼저 합의했습니다. 오류는 4유형으로 나눠 404·500과 LLM 응답 오류까지 복구되도록 설계하고 XSS 필터링을 함께 걸었습니다. 그렇게 </w:t>
+      </w:r>
+      <w:r>
+        <w:rPr>
+          <w:rFonts w:asciiTheme="minorHAnsi" w:eastAsiaTheme="minorHAnsi" w:hAnsiTheme="minorHAnsi" w:cs="Arial" w:hint="eastAsia"/>
+          <w:b/>
+          <w:bCs/>
+          <w:sz w:val="20"/>
+          <w:szCs w:val="20"/>
+        </w:rPr>
+        <w:t xml:space="preserve">10주 만에 임직원 3,493명이 쓰는 실서비스로 전환</w:t>
+      </w:r>
+      <w:r>
+        <w:rPr>
+          <w:rFonts w:asciiTheme="minorHAnsi" w:eastAsiaTheme="minorHAnsi" w:hAnsiTheme="minorHAnsi" w:cs="Arial" w:hint="eastAsia"/>
+          <w:sz w:val="20"/>
+          <w:szCs w:val="20"/>
+        </w:rPr>
+        <w:t xml:space="preserve">했고, 400건 발화 검증 기준으로 답변 화면 정상 출력률 100%를 확인했습니다.</w:t>
       </w:r>
     </w:p>
     <w:p>
@@ -7119,7 +7623,7 @@
           <w:sz w:val="20"/>
           <w:szCs w:val="20"/>
         </w:rPr>
-        <w:t xml:space="preserve">반면 결과물을 충분히 검증하려는 성향 때문에 확인 작업에 시간이 많이 들 때가 있었습니다. 이를 개인의 습관이 아닌 프로세스 문제로 보고 </w:t>
+        <w:t xml:space="preserve">2026년에는 이 서비스를 서브에이전트 18개 구조의 멀티 에이전트 서버로 전환하는 연구·개발에 참여했습니다. 제가 맡은 것은 </w:t>
       </w:r>
       <w:r>
         <w:rPr>
@@ -7129,7 +7633,7 @@
           <w:sz w:val="20"/>
           <w:szCs w:val="20"/>
         </w:rPr>
-        <w:t xml:space="preserve">LLM 응답과 UI를 자동 검증하는 회귀평가 도구를 직접 제작하고 E2E 검증을 배포 게이트에 적용해</w:t>
+        <w:t xml:space="preserve">오케스트레이션 설계 논의와 에이전트 프롬프트·컨텍스트 엔지니어링, 검증 하네스</w:t>
       </w:r>
       <w:r>
         <w:rPr>
@@ -7137,7 +7641,36 @@
           <w:sz w:val="20"/>
           <w:szCs w:val="20"/>
         </w:rPr>
-        <w:t xml:space="preserve"> 반복 QA 시간을 3시간에서 30분으로 줄였습니다. 기술을 도입하는 것보다 팀과 현업이 사용할 수 있는 기준과 절차로 바꾸는 것이 변화관리의 핵심이라고 생각합니다.</w:t>
+        <w:t xml:space="preserve">였고, RAG·VectorDB 구현은 LLM 개발자가 담당했습니다. 프롬프트와 컨텍스트를 어떤 순서로 구성해 응답을 어떤 형식으로 내보낼지를 LLM·서버 개발자와 맞춰 가는 일이었습니다.</w:t>
+      </w:r>
+    </w:p>
+    <w:p>
+      <w:pPr>
+        <w:wordWrap/>
+        <w:autoSpaceDE w:val="0"/>
+        <w:autoSpaceDN w:val="0"/>
+        <w:spacing w:before="0" w:after="140" w:line="300" w:lineRule="auto"/>
+        <w:ind w:left="120" w:right="120"/>
+        <w:jc w:val="left"/>
+        <w:textAlignment w:val="baseline"/>
+      </w:pPr>
+      <w:r>
+        <w:rPr>
+          <w:rFonts w:asciiTheme="minorHAnsi" w:eastAsiaTheme="minorHAnsi" w:hAnsiTheme="minorHAnsi" w:cs="Arial" w:hint="eastAsia"/>
+          <w:b/>
+          <w:bCs/>
+          <w:sz w:val="20"/>
+          <w:szCs w:val="20"/>
+        </w:rPr>
+        <w:t xml:space="preserve">두 번을 거치며 확인한 것은 AI 서비스를 실제로 막는 것이 모델이 아니라 그 주변이라는 점입니다.</w:t>
+      </w:r>
+      <w:r>
+        <w:rPr>
+          <w:rFonts w:asciiTheme="minorHAnsi" w:eastAsiaTheme="minorHAnsi" w:hAnsiTheme="minorHAnsi" w:cs="Arial" w:hint="eastAsia"/>
+          <w:sz w:val="20"/>
+          <w:szCs w:val="20"/>
+        </w:rPr>
+        <w:t xml:space="preserve"> 형식이 매번 다른 응답을 어디까지 보장할지, 어떤 오류를 어떻게 복구할지, 무엇으로 검증할지를 먼저 정하고 나서야 화면에 안정적으로 답이 떴습니다. 확인되지 않은 것을 그대로 넘기지 못하는 성향이라 검증 절차를 먼저 만드는 편인데, AI 제품에서는 이 성향이 강점으로 작동했습니다. 기술을 붙이는 일보다 그 기술이 실제로 굴러가도록 응답 정책·검증·운영을 설계하는 쪽에 제 강점이 있다고 생각합니다.</w:t>
       </w:r>
     </w:p>
     <w:p>
@@ -7213,7 +7746,7 @@
           <w:sz w:val="20"/>
           <w:szCs w:val="20"/>
         </w:rPr>
-        <w:t xml:space="preserve">1. AI 소프트웨어를 설계하고 구현합니다</w:t>
+        <w:t xml:space="preserve">1. AI 도입의 병목은 생성 속도가 아니라 신뢰 기준입니다</w:t>
       </w:r>
     </w:p>
     <w:p>
@@ -7232,7 +7765,7 @@
           <w:sz w:val="20"/>
           <w:szCs w:val="20"/>
         </w:rPr>
-        <w:t xml:space="preserve">2025년 대웅 AI추진팀에서 AI 건강검진 챗봇을 개발자 5명과 함께 만들었습니다. </w:t>
+        <w:t xml:space="preserve">AI 코딩 에이전트를 도입하자 코드를 만드는 속도보다 만들어진 코드를 무엇으로 믿을지가 병목이 됐습니다. 그래서 사람이 눈으로 판정하던 기준을 자동 실행되는 검증 체계로 옮기고, E2E를 배포 필수 게이트로 편입했습니다. 사내 문서·지식 검색용과 테스트·검증 도구 호출용으로 </w:t>
       </w:r>
       <w:r>
         <w:rPr>
@@ -7242,7 +7775,7 @@
           <w:sz w:val="20"/>
           <w:szCs w:val="20"/>
         </w:rPr>
-        <w:t xml:space="preserve">Python 기반 LLM API 연동 릴레이 서버·API 구축에 참여</w:t>
+        <w:t xml:space="preserve">MCP 서버 2종을 직접 개발·수정해 Claude Code·Codex에 연동</w:t>
       </w:r>
       <w:r>
         <w:rPr>
@@ -7250,43 +7783,7 @@
           <w:sz w:val="20"/>
           <w:szCs w:val="20"/>
         </w:rPr>
-        <w:t xml:space="preserve">했고, 기획자와 MVP 범위를 정하고 응답 형식·스트리밍·오류 정책을 먼저 합의한 뒤 SSE 스트리밍, 재시도·재생성, 오류 복구 구조까지 구현해 </w:t>
-      </w:r>
-      <w:r>
-        <w:rPr>
-          <w:rFonts w:asciiTheme="minorHAnsi" w:eastAsiaTheme="minorHAnsi" w:hAnsiTheme="minorHAnsi" w:cs="Arial" w:hint="eastAsia"/>
-          <w:b/>
-          <w:bCs/>
-          <w:sz w:val="20"/>
-          <w:szCs w:val="20"/>
-        </w:rPr>
-        <w:t xml:space="preserve">10주 만에 임직원 3,493명이 쓰는 실서비스로 전환</w:t>
-      </w:r>
-      <w:r>
-        <w:rPr>
-          <w:rFonts w:asciiTheme="minorHAnsi" w:eastAsiaTheme="minorHAnsi" w:hAnsiTheme="minorHAnsi" w:cs="Arial" w:hint="eastAsia"/>
-          <w:sz w:val="20"/>
-          <w:szCs w:val="20"/>
-        </w:rPr>
-        <w:t xml:space="preserve">했습니다. 2026년에는 이 서비스를 서브에이전트 18개를 오케스트레이터가 의도 분류·라우팅·병렬 실행·종합하는 v2 멀티 에이전트 서버로 전환하는 연구·개발에 </w:t>
-      </w:r>
-      <w:r>
-        <w:rPr>
-          <w:rFonts w:asciiTheme="minorHAnsi" w:eastAsiaTheme="minorHAnsi" w:hAnsiTheme="minorHAnsi" w:cs="Arial" w:hint="eastAsia"/>
-          <w:b/>
-          <w:bCs/>
-          <w:sz w:val="20"/>
-          <w:szCs w:val="20"/>
-        </w:rPr>
-        <w:t xml:space="preserve">오케스트레이션 설계 논의와 에이전트 프롬프트·컨텍스트 엔지니어링, 검증 하네스로 참여</w:t>
-      </w:r>
-      <w:r>
-        <w:rPr>
-          <w:rFonts w:asciiTheme="minorHAnsi" w:eastAsiaTheme="minorHAnsi" w:hAnsiTheme="minorHAnsi" w:cs="Arial" w:hint="eastAsia"/>
-          <w:sz w:val="20"/>
-          <w:szCs w:val="20"/>
-        </w:rPr>
-        <w:t xml:space="preserve">했습니다. 프롬프트와 컨텍스트를 어떤 순서로 구성해 응답을 어떤 형식으로 내보낼지를 LLM·서버 개발자와 맞춰 가며, 애플리케이션을 둘러싼 프롬프트·컨텍스트·검증 하네스를 맡았습니다.</w:t>
+        <w:t xml:space="preserve">했고, 운영 에러를 GitLab 소스와 함께 GPT-4o가 분석해 리포트하는 도구를 직접 만들었습니다.</w:t>
       </w:r>
     </w:p>
     <w:p>
@@ -7305,7 +7802,7 @@
           <w:sz w:val="20"/>
           <w:szCs w:val="20"/>
         </w:rPr>
-        <w:t xml:space="preserve">이 과정에서 배운 것은 AI 서비스를 실제로 막는 것은 모델이 아니라 그 주변이라는 점입니다. 형식이 매번 다른 응답을 어디까지 보장할지, 어떤 오류를 어떻게 복구할지, 무엇으로 검증할지를 먼저 정하고 나서야 400건 발화 검증 기준 답변 화면 정상 출력률 100%를 확인할 수 있었습니다. </w:t>
+        <w:t xml:space="preserve">검증 도구도 직접 제작했습니다. LLM 응답 회귀 검수 도구는 엑셀 질문을 자동 입력해 결과를 스크린샷·JSON으로 남기고, UI E2E 도구는 JSON 시나리오로 화면을 단계별로 조작해 기준 화면과 시각 차이 2%를 넘으면 실패로 판정합니다. 그 결과 </w:t>
       </w:r>
       <w:r>
         <w:rPr>
@@ -7315,7 +7812,33 @@
           <w:sz w:val="20"/>
           <w:szCs w:val="20"/>
         </w:rPr>
-        <w:t xml:space="preserve">AI 애플리케이션의 완성도는 모델 성능만큼이나 응답 정책·검증·운영을 설계하는 소프트웨어 엔지니어링에서 나온다고 생각합니다.</w:t>
+        <w:t xml:space="preserve">반복 QA 시간이 3시간에서 30분으로 줄었고</w:t>
+      </w:r>
+      <w:r>
+        <w:rPr>
+          <w:rFonts w:asciiTheme="minorHAnsi" w:eastAsiaTheme="minorHAnsi" w:hAnsiTheme="minorHAnsi" w:cs="Arial" w:hint="eastAsia"/>
+          <w:sz w:val="20"/>
+          <w:szCs w:val="20"/>
+        </w:rPr>
+        <w:t xml:space="preserve">, 컨텍스트 관리·금지 패턴·보안·검증 절차를 정리한 AI 활용 개발 표준이 사내 공식 문서로 채택돼 </w:t>
+      </w:r>
+      <w:r>
+        <w:rPr>
+          <w:rFonts w:asciiTheme="minorHAnsi" w:eastAsiaTheme="minorHAnsi" w:hAnsiTheme="minorHAnsi" w:cs="Arial" w:hint="eastAsia"/>
+          <w:b/>
+          <w:bCs/>
+          <w:sz w:val="20"/>
+          <w:szCs w:val="20"/>
+        </w:rPr>
+        <w:t xml:space="preserve">10명 팀 전원의 개발 방식으로 정착</w:t>
+      </w:r>
+      <w:r>
+        <w:rPr>
+          <w:rFonts w:asciiTheme="minorHAnsi" w:eastAsiaTheme="minorHAnsi" w:hAnsiTheme="minorHAnsi" w:cs="Arial" w:hint="eastAsia"/>
+          <w:sz w:val="20"/>
+          <w:szCs w:val="20"/>
+        </w:rPr>
+        <w:t xml:space="preserve">했습니다. 비즈36.5 React 전환은 이 하네스를 전제로 설계해 6주에서 2주로 줄였고, 지금은 Figma MCP로 기획 산출물을 개발 맥락으로 잇는 흐름을 추진하고 있습니다.</w:t>
       </w:r>
     </w:p>
     <w:p>
@@ -7337,7 +7860,7 @@
           <w:sz w:val="20"/>
           <w:szCs w:val="20"/>
         </w:rPr>
-        <w:t xml:space="preserve">2. AI 도입의 병목은 생성 속도가 아니라 신뢰 기준입니다</w:t>
+        <w:t xml:space="preserve">2. 현업이 머릿속으로 하던 일을 먼저 기능으로 옮깁니다</w:t>
       </w:r>
     </w:p>
     <w:p>
@@ -7356,7 +7879,7 @@
           <w:sz w:val="20"/>
           <w:szCs w:val="20"/>
         </w:rPr>
-        <w:t xml:space="preserve">AI 코딩 에이전트를 도입하자 코드를 만드는 속도보다 만들어진 코드를 무엇으로 믿을지가 병목이 됐습니다. 그래서 발화·LLM 응답·빌드·배포 검증을 자동 실행되는 하네스로 묶고 E2E를 배포 필수 게이트로 편입했습니다. 사내 문서 검색과 테스트 도구를 호출하는 </w:t>
+        <w:t xml:space="preserve">지금은 비즈36.5 2단계로 건강관리실·검진센터의 AX 전환을 기획하고 있습니다. 건강관리실이 종이와 엑셀로 하던 동의서 배포·회수·취합을 시스템으로 옮기는 기획서를 쓰면서 </w:t>
       </w:r>
       <w:r>
         <w:rPr>
@@ -7366,7 +7889,7 @@
           <w:sz w:val="20"/>
           <w:szCs w:val="20"/>
         </w:rPr>
-        <w:t xml:space="preserve">MCP 서버를 직접 개발·수정해 Claude Code·Codex에 연동</w:t>
+        <w:t xml:space="preserve">법무 확인 항목 6건을 정리</w:t>
       </w:r>
       <w:r>
         <w:rPr>
@@ -7374,7 +7897,7 @@
           <w:sz w:val="20"/>
           <w:szCs w:val="20"/>
         </w:rPr>
-        <w:t xml:space="preserve">했고, 운영 에러를 GPT-4o가 소스 코드와 함께 분석해 리포트하는 파이프라인을 만들었으며, Figma MCP와 SKILL.md로 개발 맥락을 자산화해 기획 → 에이전트 → Storybook → 테스트로 이어지는 흐름을 만드는 방향으로 추진하고 있습니다.</w:t>
+        <w:t xml:space="preserve">했고, 기업 담당자가 수단이 부족했던 미수검자 독려는 수검률·퍼널·부서별 현황과 함께 검진 진행현황 기능으로 설계했습니다. 판정 기준은 현장 보건관리자 피드백을 받아 확정했습니다. 요구사항 분석부터 기능 설계까지 각 부서와 협업하며 기획을 확정했고, 지금은 상세 기획을 진행하고 있습니다.</w:t>
       </w:r>
     </w:p>
     <w:p>
@@ -7390,20 +7913,20 @@
       <w:r>
         <w:rPr>
           <w:rFonts w:asciiTheme="minorHAnsi" w:eastAsiaTheme="minorHAnsi" w:hAnsiTheme="minorHAnsi" w:cs="Arial" w:hint="eastAsia"/>
-          <w:sz w:val="20"/>
-          <w:szCs w:val="20"/>
-        </w:rPr>
-        <w:t xml:space="preserve">그 결과 개발자의 일은 생성에서 판단 쪽으로 옮겨 가고 있습니다. 검증 기준을 먼저 정해 두면 생성 도구가 바뀌어도 품질이 같은 기준으로 걸러지고, 사람이 반복 판정하던 시간을 설계와 검토에 쓰게 됐습니다. 이 기준은 10명 팀 전원의 개발 방식으로 정착했습니다. </w:t>
-      </w:r>
-      <w:r>
-        <w:rPr>
-          <w:rFonts w:asciiTheme="minorHAnsi" w:eastAsiaTheme="minorHAnsi" w:hAnsiTheme="minorHAnsi" w:cs="Arial" w:hint="eastAsia"/>
           <w:b/>
           <w:bCs/>
           <w:sz w:val="20"/>
           <w:szCs w:val="20"/>
         </w:rPr>
-        <w:t xml:space="preserve">최신 도구를 먼저 써 보고, 검증된 것을 팀의 표준으로 옮기는 일을 반복해 왔습니다.</w:t>
+        <w:t xml:space="preserve">AI를 붙이기 전에 현업이 머릿속으로만 하던 판단과 절차를 먼저 기능으로 옮겨 두어야 AI가 실제 업무를 바꿀 수 있다</w:t>
+      </w:r>
+      <w:r>
+        <w:rPr>
+          <w:rFonts w:asciiTheme="minorHAnsi" w:eastAsiaTheme="minorHAnsi" w:hAnsiTheme="minorHAnsi" w:cs="Arial" w:hint="eastAsia"/>
+          <w:sz w:val="20"/>
+          <w:szCs w:val="20"/>
+        </w:rPr>
+        <w:t xml:space="preserve">고 생각합니다. 절차가 문서와 사람의 기억에만 있으면 무엇을 자동화할지조차 정의되지 않기 때문입니다. 그래서 AX 과제를 받으면 도구를 고르기 전에 그 업무가 어떤 순서로 어떤 데이터를 거치는지부터 확인합니다.</w:t>
       </w:r>
     </w:p>
     <w:p>
@@ -7425,7 +7948,7 @@
           <w:sz w:val="20"/>
           <w:szCs w:val="20"/>
         </w:rPr>
-        <w:t xml:space="preserve">3. AX는 현업의 암묵지를 기능으로 옮기는 일부터 시작합니다</w:t>
+        <w:t xml:space="preserve">3. 비개발 직군이 직접 운영할 수 있게 만듭니다</w:t>
       </w:r>
     </w:p>
     <w:p>
@@ -7444,7 +7967,7 @@
           <w:sz w:val="20"/>
           <w:szCs w:val="20"/>
         </w:rPr>
-        <w:t xml:space="preserve">지금은 비즈36.5 2단계로 건강관리실·검진센터 AX 전환을 기획하고 있습니다. 건강관리실이 종이와 엑셀로 하던 동의서 배포·회수·취합, 기업 담당자가 할 수단이 부족했던 미수검자 독려를 요구사항 분석부터 기능 설계까지 기획서로 구체화했고, 현장 보건관리자 피드백과 법무 확인 항목을 반영하며 각 부서와 협업하고 있습니다. </w:t>
+        <w:t xml:space="preserve">AI코치에서 고객사별 기능 차등 과금 요구가 들어왔을 때, 이를 고객사마다 화면을 새로 만드는 문제가 아니라 하나의 서비스로 여러 상품을 운영하는 문제로 다시 정의했습니다. 테마·기능 노출·상품 구성을 설정값으로 다루도록 구조를 바꿔 운영 담당자가 직접 운영하게 했고, 신규 고객사 납품은 화면·테마 기준으로 10주에서 </w:t>
       </w:r>
       <w:r>
         <w:rPr>
@@ -7454,7 +7977,7 @@
           <w:sz w:val="20"/>
           <w:szCs w:val="20"/>
         </w:rPr>
-        <w:t xml:space="preserve">AI를 붙이기 전에 현업이 머릿속으로만 하던 판단과 절차를 기능으로 옮겨 두어야 AI가 실제 업무를 바꿀 수 있다</w:t>
+        <w:t xml:space="preserve">2주</w:t>
       </w:r>
       <w:r>
         <w:rPr>
@@ -7462,7 +7985,7 @@
           <w:sz w:val="20"/>
           <w:szCs w:val="20"/>
         </w:rPr>
-        <w:t xml:space="preserve">고 생각합니다.</w:t>
+        <w:t xml:space="preserve">로 줄었습니다. 기획·운영팀에는 요구사항·화면설계서 작성 가이드를 만들어 교육했고, GA4·PostHog 대시보드를 붙여 비개발 직군도 배포 전후 상태를 직접 확인하도록 했습니다.</w:t>
       </w:r>
     </w:p>
     <w:p>
@@ -7478,20 +8001,20 @@
       <w:r>
         <w:rPr>
           <w:rFonts w:asciiTheme="minorHAnsi" w:eastAsiaTheme="minorHAnsi" w:hAnsiTheme="minorHAnsi" w:cs="Arial" w:hint="eastAsia"/>
-          <w:sz w:val="20"/>
-          <w:szCs w:val="20"/>
-        </w:rPr>
-        <w:t xml:space="preserve">앞서 AI코치에서도 고객사별 차등 과금 요구를 화면 개발이 아니라 설정값으로 상품을 구성하는 문제로 재정의해 운영 담당자가 직접 운영하도록 바꿨고, 기획·운영팀에 요구사항·화면설계서 작성 가이드를 교육했습니다. </w:t>
-      </w:r>
-      <w:r>
-        <w:rPr>
-          <w:rFonts w:asciiTheme="minorHAnsi" w:eastAsiaTheme="minorHAnsi" w:hAnsiTheme="minorHAnsi" w:cs="Arial" w:hint="eastAsia"/>
           <w:b/>
           <w:bCs/>
           <w:sz w:val="20"/>
           <w:szCs w:val="20"/>
         </w:rPr>
-        <w:t xml:space="preserve">요청을 그대로 구현하기보다 업무와 데이터의 구조를 먼저 파악하고, 비개발 직군이 쓸 수 있는 형태로 만들어 왔습니다.</w:t>
+        <w:t xml:space="preserve">요청을 그대로 구현하기보다 업무와 데이터의 구조를 먼저 파악하고, 비개발 직군이 스스로 쓸 수 있는 형태로 남기는 것</w:t>
+      </w:r>
+      <w:r>
+        <w:rPr>
+          <w:rFonts w:asciiTheme="minorHAnsi" w:eastAsiaTheme="minorHAnsi" w:hAnsiTheme="minorHAnsi" w:cs="Arial" w:hint="eastAsia"/>
+          <w:sz w:val="20"/>
+          <w:szCs w:val="20"/>
+        </w:rPr>
+        <w:t xml:space="preserve">이 제가 일하는 방식입니다.</w:t>
       </w:r>
     </w:p>
     <w:p>
@@ -7585,7 +8108,7 @@
           <w:sz w:val="20"/>
           <w:szCs w:val="20"/>
         </w:rPr>
-        <w:t xml:space="preserve">지오영은 전국 약국의 80%를 거래처로 둔 의약품 유통과 약국·종합병원 헬스케어 IT를 함께 운영하는 국내 최대 종합헬스케어 플랫폼 기업입니다. 유통·구매대행·IT에 걸쳐 현업 부서의 업무와 데이터가 넓게 걸쳐 있는 만큼, 신설되는 AI 개발 부서에서 현업 부서가 매일 쓰는 AI 도구를 직접 만들어 사내에 남기는 이번 역할은 제가 해 온 일과 방향이 같다고 판단했습니다.</w:t>
+        <w:t xml:space="preserve">지오영은 의약품 유통과 약국·병원 헬스케어 IT, 구매대행을 함께 운영하는 회사입니다. 현업 부서의 업무와 데이터가 여러 사업에 걸쳐 있는 만큼, 신설되는 AI 개발 부서에서 현업이 매일 쓰는 AI 도구를 직접 만들어 사내에 남기는 이번 역할은 제가 해 온 일과 방향이 같다고 판단했습니다. 저는 대웅 계열의 헬스케어 조직에서 임직원 건강검진 플랫폼과 AI코치를 개발·운영했고 지금은 건강관리실·검진센터 업무의 AX 전환을 기획하고 있어, 헬스케어 현업이 어떤 정보를 어떤 순서로 다루는지 익힌 경험이 지오영의 약국·병원·유통 현업 요구를 읽는 출발점이 될 것이라 생각합니다.</w:t>
       </w:r>
     </w:p>
     <w:p>
@@ -7604,7 +8127,25 @@
           <w:sz w:val="20"/>
           <w:szCs w:val="20"/>
         </w:rPr>
-        <w:t xml:space="preserve">저는 대웅 계열의 헬스케어 조직에서 임직원 건강검진 플랫폼과 AI코치를 개발·운영하며 헬스케어 도메인의 데이터와 사용자를 다뤄 왔고, 지금은 건강관리실·검진센터 업무의 AX 전환을 기획하고 있습니다. 헬스케어 현업이 어떤 정보를 어떤 순서로 다루는지 익힌 경험이, 지오영의 약국·병원·유통 현업 요구를 읽는 출발점이 될 것이라 생각합니다.</w:t>
+        <w:t xml:space="preserve">입사 후에는 먼저 현업 부서와 함께 </w:t>
+      </w:r>
+      <w:r>
+        <w:rPr>
+          <w:rFonts w:asciiTheme="minorHAnsi" w:eastAsiaTheme="minorHAnsi" w:hAnsiTheme="minorHAnsi" w:cs="Arial" w:hint="eastAsia"/>
+          <w:b/>
+          <w:bCs/>
+          <w:sz w:val="20"/>
+          <w:szCs w:val="20"/>
+        </w:rPr>
+        <w:t xml:space="preserve">반복적인 문서 검토, 데이터 취합, 현황 조회에서 판단이 지연되는 지점</w:t>
+      </w:r>
+      <w:r>
+        <w:rPr>
+          <w:rFonts w:asciiTheme="minorHAnsi" w:eastAsiaTheme="minorHAnsi" w:hAnsiTheme="minorHAnsi" w:cs="Arial" w:hint="eastAsia"/>
+          <w:sz w:val="20"/>
+          <w:szCs w:val="20"/>
+        </w:rPr>
+        <w:t xml:space="preserve">을 찾겠습니다. 효과가 분명한 과제를 Python과 Claude·OpenAI API 기반의 작은 워크플로우 애플리케이션으로 빠르게 검증하고, 검증된 과제는 사내 시스템·API와 연결해 현업이 매일 쓰는 도구로 운영하겠습니다.</w:t>
       </w:r>
     </w:p>
     <w:p>
@@ -7623,7 +8164,7 @@
           <w:sz w:val="20"/>
           <w:szCs w:val="20"/>
         </w:rPr>
-        <w:t xml:space="preserve">입사 후에는 먼저 현업 부서와 함께 </w:t>
+        <w:t xml:space="preserve">장기적으로는 개별 과제를 만드는 데 그치지 않고 </w:t>
       </w:r>
       <w:r>
         <w:rPr>
@@ -7633,7 +8174,7 @@
           <w:sz w:val="20"/>
           <w:szCs w:val="20"/>
         </w:rPr>
-        <w:t xml:space="preserve">반복적인 문서 검토, 데이터 취합, 현황 조회와 판단 지연이 발생하는 지점부터 찾겠습니다.</w:t>
+        <w:t xml:space="preserve">에이전트 구성, 응답 검증, 배포·운영 절차를 재사용 가능한 사내 AX 표준으로 축적</w:t>
       </w:r>
       <w:r>
         <w:rPr>
@@ -7641,36 +8182,7 @@
           <w:sz w:val="20"/>
           <w:szCs w:val="20"/>
         </w:rPr>
-        <w:t xml:space="preserve"> 효과가 분명한 과제를 Python과 Claude·OpenAI API 기반의 작은 워크플로우 애플리케이션으로 빠르게 검증하고, 검증된 과제는 사내 시스템과 API로 연결해 현업이 매일 쓰는 도구로 운영하겠습니다.</w:t>
-      </w:r>
-    </w:p>
-    <w:p>
-      <w:pPr>
-        <w:wordWrap/>
-        <w:autoSpaceDE w:val="0"/>
-        <w:autoSpaceDN w:val="0"/>
-        <w:spacing w:before="0" w:after="140" w:line="300" w:lineRule="auto"/>
-        <w:ind w:left="120" w:right="120"/>
-        <w:jc w:val="left"/>
-        <w:textAlignment w:val="baseline"/>
-      </w:pPr>
-      <w:r>
-        <w:rPr>
-          <w:rFonts w:asciiTheme="minorHAnsi" w:eastAsiaTheme="minorHAnsi" w:hAnsiTheme="minorHAnsi" w:cs="Arial" w:hint="eastAsia"/>
-          <w:sz w:val="20"/>
-          <w:szCs w:val="20"/>
-        </w:rPr>
-        <w:t xml:space="preserve">장기적으로는 개별 과제를 만드는 데 그치지 않고 </w:t>
-      </w:r>
-      <w:r>
-        <w:rPr>
-          <w:rFonts w:asciiTheme="minorHAnsi" w:eastAsiaTheme="minorHAnsi" w:hAnsiTheme="minorHAnsi" w:cs="Arial" w:hint="eastAsia"/>
-          <w:b/>
-          <w:bCs/>
-          <w:sz w:val="20"/>
-          <w:szCs w:val="20"/>
-        </w:rPr>
-        <w:t xml:space="preserve">에이전트 구성, 응답 검증, 배포·운영 절차를 재사용 가능한 사내 AX 표준으로 축적하겠습니다.</w:t>
+        <w:t xml:space="preserve">하겠습니다. 새로 들어오는 모델과 도구가 바뀌어도 같은 기준으로 검증하고 운영할 수 있게 만드는 것이 제가 조직에 남기고 싶은 결과입니다.</w:t>
       </w:r>
     </w:p>
     <w:p>
